--- a/10_Estruturas_Controle/10_Catalogo_Semantico.docx
+++ b/10_Estruturas_Controle/10_Catalogo_Semantico.docx
@@ -159,10 +159,62 @@
         <w:rPr>
           <w:b/>
         </w:rPr>
+        <w:t xml:space="preserve">Conceitos abordados.</w:t>
+      </w:r>
+      <w:r>
+        <w:t xml:space="preserve"> blocos, chaves, escopo, comandos, variável.</w:t>
+      </w:r>
+    </w:p>
+    <w:p>
+      <w:r>
+        <w:rPr>
+          <w:b/>
+        </w:rPr>
+        <w:t xml:space="preserve">Palavras-chave.</w:t>
+      </w:r>
+      <w:r>
+        <w:t xml:space="preserve"> blocos · chaves · escopo · comandos · variável</w:t>
+      </w:r>
+    </w:p>
+    <w:p>
+      <w:pPr>
+        <w:pStyle w:val="Heading2"/>
+      </w:pPr>
+      <w:r>
+        <w:t>04. break.png</w:t>
+      </w:r>
+    </w:p>
+    <w:p>
+      <w:r>
+        <w:rPr>
+          <w:b/>
+        </w:rPr>
+        <w:t xml:space="preserve">Conteúdo apresentado. </w:t>
+      </w:r>
+      <w:r>
+        <w:t>Demonstra a interrupção antecipada de laços e do switch pela instrução break.</w:t>
+      </w:r>
+    </w:p>
+    <w:p>
+      <w:r>
+        <w:rPr>
+          <w:b/>
+        </w:rPr>
+        <w:t xml:space="preserve">Representação e exemplos. </w:t>
+      </w:r>
+      <w:r>
+        <w:t>Exemplos com while, for, do while, switch e laços aninhados; fluxograma mostra saída do laço mais interno atingido.</w:t>
+      </w:r>
+    </w:p>
+    <w:p>
+      <w:r>
+        <w:rPr>
+          <w:b/>
+        </w:rPr>
         <w:t xml:space="preserve">Conceitos abordados. </w:t>
       </w:r>
       <w:r>
-        <w:t>blocos, chaves, escopo, comandos, variáveis.</w:t>
+        <w:t>break, laços, switch, fluxo de execução.</w:t>
       </w:r>
     </w:p>
     <w:p>
@@ -173,7 +225,7 @@
         <w:t xml:space="preserve">Palavras-chave. </w:t>
       </w:r>
       <w:r>
-        <w:t>blocos · chaves · escopo · comandos · variáveis</w:t>
+        <w:t>break · laços · switch · fluxo de execução</w:t>
       </w:r>
     </w:p>
     <w:p>
@@ -181,7 +233,7 @@
         <w:pStyle w:val="Heading2"/>
       </w:pPr>
       <w:r>
-        <w:t>04. break.png</w:t>
+        <w:t>05. continue.png</w:t>
       </w:r>
     </w:p>
     <w:p>
@@ -192,7 +244,7 @@
         <w:t xml:space="preserve">Conteúdo apresentado. </w:t>
       </w:r>
       <w:r>
-        <w:t>Demonstra a interrupção antecipada de laços e do switch pela instrução break.</w:t>
+        <w:t>Mostra como continue salta o restante da iteração atual sem encerrar a repetição.</w:t>
       </w:r>
     </w:p>
     <w:p>
@@ -203,7 +255,7 @@
         <w:t xml:space="preserve">Representação e exemplos. </w:t>
       </w:r>
       <w:r>
-        <w:t>Exemplos com while, for, do while, switch e laços aninhados; fluxograma mostra saída do laço mais interno atingido.</w:t>
+        <w:t>Exemplos com while, for e do while, filtragem de números e comparação com break; alerta para atualização de contadores em laços.</w:t>
       </w:r>
     </w:p>
     <w:p>
@@ -214,7 +266,7 @@
         <w:t xml:space="preserve">Conceitos abordados. </w:t>
       </w:r>
       <w:r>
-        <w:t>break, laços, switch, fluxo de execução.</w:t>
+        <w:t>continue, laços, iteração, fluxo de execução.</w:t>
       </w:r>
     </w:p>
     <w:p>
@@ -225,7 +277,7 @@
         <w:t xml:space="preserve">Palavras-chave. </w:t>
       </w:r>
       <w:r>
-        <w:t>break · laços · switch · fluxo de execução</w:t>
+        <w:t>continue · laços · iteração · fluxo de execução</w:t>
       </w:r>
     </w:p>
     <w:p>
@@ -233,7 +285,7 @@
         <w:pStyle w:val="Heading2"/>
       </w:pPr>
       <w:r>
-        <w:t>05. continue.png</w:t>
+        <w:t>06. do_while.png</w:t>
       </w:r>
     </w:p>
     <w:p>
@@ -244,7 +296,7 @@
         <w:t xml:space="preserve">Conteúdo apresentado. </w:t>
       </w:r>
       <w:r>
-        <w:t>Mostra como continue salta o restante da iteração atual sem encerrar a repetição.</w:t>
+        <w:t>Explica a repetição com teste da condição ao final, assegurando pelo menos uma execução do bloco.</w:t>
       </w:r>
     </w:p>
     <w:p>
@@ -255,7 +307,7 @@
         <w:t xml:space="preserve">Representação e exemplos. </w:t>
       </w:r>
       <w:r>
-        <w:t>Exemplos com while, for e do while, filtragem de números e comparação com break; alerta para atualização de contadores em laços.</w:t>
+        <w:t>Sintaxe, fluxograma e exemplo de menu interativo; comparação direta com while e análise da condição de saída.</w:t>
       </w:r>
     </w:p>
     <w:p>
@@ -266,7 +318,7 @@
         <w:t xml:space="preserve">Conceitos abordados. </w:t>
       </w:r>
       <w:r>
-        <w:t>continue, laços, iteração, fluxo de execução.</w:t>
+        <w:t>do while, laços, condição, menu.</w:t>
       </w:r>
     </w:p>
     <w:p>
@@ -277,7 +329,7 @@
         <w:t xml:space="preserve">Palavras-chave. </w:t>
       </w:r>
       <w:r>
-        <w:t>continue · laços · iteração · fluxo de execução</w:t>
+        <w:t>do while · laços · condição · menu</w:t>
       </w:r>
     </w:p>
     <w:p>
@@ -285,7 +337,7 @@
         <w:pStyle w:val="Heading2"/>
       </w:pPr>
       <w:r>
-        <w:t>06. do_while.png</w:t>
+        <w:t>07. elementos_basicos_C.png</w:t>
       </w:r>
     </w:p>
     <w:p>
@@ -296,7 +348,7 @@
         <w:t xml:space="preserve">Conteúdo apresentado. </w:t>
       </w:r>
       <w:r>
-        <w:t>Explica a repetição com teste da condição ao final, assegurando pelo menos uma execução do bloco.</w:t>
+        <w:t>Apresenta as categorias de elementos da linguagem C que compõem um programa.</w:t>
       </w:r>
     </w:p>
     <w:p>
@@ -307,7 +359,111 @@
         <w:t xml:space="preserve">Representação e exemplos. </w:t>
       </w:r>
       <w:r>
-        <w:t>Sintaxe, fluxograma e exemplo de menu interativo; comparação direta com while e análise da condição de saída.</w:t>
+        <w:t>Distingue palavras reservadas, identificadores, símbolos, constantes, strings e diretivas; destaca elementos em um programa simples de soma.</w:t>
+      </w:r>
+    </w:p>
+    <w:p>
+      <w:r>
+        <w:rPr>
+          <w:b/>
+        </w:rPr>
+        <w:t xml:space="preserve">Conceitos abordados.</w:t>
+      </w:r>
+      <w:r>
+        <w:t xml:space="preserve"> linguagem C, palavras reservadas, identificadores, constantes, string.</w:t>
+      </w:r>
+    </w:p>
+    <w:p>
+      <w:r>
+        <w:rPr>
+          <w:b/>
+        </w:rPr>
+        <w:t xml:space="preserve">Palavras-chave.</w:t>
+      </w:r>
+      <w:r>
+        <w:t xml:space="preserve"> linguagem C · palavras reservadas · identificadores · constantes · string</w:t>
+      </w:r>
+    </w:p>
+    <w:p>
+      <w:pPr>
+        <w:pStyle w:val="Heading2"/>
+      </w:pPr>
+      <w:r>
+        <w:t>08. execucao_sequencial.png</w:t>
+      </w:r>
+    </w:p>
+    <w:p>
+      <w:r>
+        <w:rPr>
+          <w:b/>
+        </w:rPr>
+        <w:t xml:space="preserve">Conteúdo apresentado. </w:t>
+      </w:r>
+      <w:r>
+        <w:t>Explica o fluxo sequencial de instruções e as mudanças de estado provocadas por atribuições.</w:t>
+      </w:r>
+    </w:p>
+    <w:p>
+      <w:r>
+        <w:rPr>
+          <w:b/>
+        </w:rPr>
+        <w:t xml:space="preserve">Representação e exemplos. </w:t>
+      </w:r>
+      <w:r>
+        <w:t>Código de soma com variáveis iA, iB e iResultado, rastreamento passo a passo e quadro de memória antes e depois das atribuições.</w:t>
+      </w:r>
+    </w:p>
+    <w:p>
+      <w:r>
+        <w:rPr>
+          <w:b/>
+        </w:rPr>
+        <w:t xml:space="preserve">Conceitos abordados.</w:t>
+      </w:r>
+      <w:r>
+        <w:t xml:space="preserve"> execução sequencial, atribuição, variável, estado de execução.</w:t>
+      </w:r>
+    </w:p>
+    <w:p>
+      <w:r>
+        <w:rPr>
+          <w:b/>
+        </w:rPr>
+        <w:t xml:space="preserve">Palavras-chave.</w:t>
+      </w:r>
+      <w:r>
+        <w:t xml:space="preserve"> execução sequencial · atribuição · variável · estado de execução</w:t>
+      </w:r>
+    </w:p>
+    <w:p>
+      <w:pPr>
+        <w:pStyle w:val="Heading2"/>
+      </w:pPr>
+      <w:r>
+        <w:t>09. for.png</w:t>
+      </w:r>
+    </w:p>
+    <w:p>
+      <w:r>
+        <w:rPr>
+          <w:b/>
+        </w:rPr>
+        <w:t xml:space="preserve">Conteúdo apresentado. </w:t>
+      </w:r>
+      <w:r>
+        <w:t>Explica o laço for como combinação de inicialização, condição e atualização.</w:t>
+      </w:r>
+    </w:p>
+    <w:p>
+      <w:r>
+        <w:rPr>
+          <w:b/>
+        </w:rPr>
+        <w:t xml:space="preserve">Representação e exemplos. </w:t>
+      </w:r>
+      <w:r>
+        <w:t>Sintaxe, fluxograma, rastreamento de contador e impressão de uma sequência numérica; compara com while.</w:t>
       </w:r>
     </w:p>
     <w:p>
@@ -318,7 +474,7 @@
         <w:t xml:space="preserve">Conceitos abordados. </w:t>
       </w:r>
       <w:r>
-        <w:t>do while, laços, condição, menu.</w:t>
+        <w:t>for, laços, contador, condição, iteração.</w:t>
       </w:r>
     </w:p>
     <w:p>
@@ -329,7 +485,7 @@
         <w:t xml:space="preserve">Palavras-chave. </w:t>
       </w:r>
       <w:r>
-        <w:t>do while · laços · condição · menu</w:t>
+        <w:t>for · laços · contador · condição · iteração</w:t>
       </w:r>
     </w:p>
     <w:p>
@@ -337,7 +493,7 @@
         <w:pStyle w:val="Heading2"/>
       </w:pPr>
       <w:r>
-        <w:t>07. elementos_basicos_C.png</w:t>
+        <w:t>10. goto.png</w:t>
       </w:r>
     </w:p>
     <w:p>
@@ -348,7 +504,7 @@
         <w:t xml:space="preserve">Conteúdo apresentado. </w:t>
       </w:r>
       <w:r>
-        <w:t>Apresenta as categorias de elementos da linguagem C que compõem um programa.</w:t>
+        <w:t>Apresenta a transferência de fluxo por goto e o uso de rótulos na linguagem C.</w:t>
       </w:r>
     </w:p>
     <w:p>
@@ -359,7 +515,7 @@
         <w:t xml:space="preserve">Representação e exemplos. </w:t>
       </w:r>
       <w:r>
-        <w:t>Distingue palavras reservadas, identificadores, símbolos, constantes, strings e diretivas; destaca elementos em um programa simples de soma.</w:t>
+        <w:t>Exemplo simples, fluxograma e caso de saída de laços aninhados; contrapõe usos pontuais aos riscos de legibilidade e manutenção.</w:t>
       </w:r>
     </w:p>
     <w:p>
@@ -370,7 +526,7 @@
         <w:t xml:space="preserve">Conceitos abordados. </w:t>
       </w:r>
       <w:r>
-        <w:t>linguagem C, palavras reservadas, identificadores, constantes, strings.</w:t>
+        <w:t>goto, rótulos, fluxo de execução, laços.</w:t>
       </w:r>
     </w:p>
     <w:p>
@@ -381,7 +537,7 @@
         <w:t xml:space="preserve">Palavras-chave. </w:t>
       </w:r>
       <w:r>
-        <w:t>linguagem C · palavras reservadas · identificadores · constantes · strings</w:t>
+        <w:t>goto · rótulos · fluxo de execução · laços</w:t>
       </w:r>
     </w:p>
     <w:p>
@@ -389,7 +545,7 @@
         <w:pStyle w:val="Heading2"/>
       </w:pPr>
       <w:r>
-        <w:t>08. execucao_sequencial.png</w:t>
+        <w:t>11. if.png</w:t>
       </w:r>
     </w:p>
     <w:p>
@@ -400,7 +556,7 @@
         <w:t xml:space="preserve">Conteúdo apresentado. </w:t>
       </w:r>
       <w:r>
-        <w:t>Explica o fluxo sequencial de instruções e as mudanças de estado provocadas por atribuições.</w:t>
+        <w:t>Introduz a seleção condicional simples por if.</w:t>
       </w:r>
     </w:p>
     <w:p>
@@ -411,7 +567,7 @@
         <w:t xml:space="preserve">Representação e exemplos. </w:t>
       </w:r>
       <w:r>
-        <w:t>Código de soma com variáveis iA, iB e iResultado, rastreamento passo a passo e quadro de memória antes e depois das atribuições.</w:t>
+        <w:t>Sintaxe e fluxograma; exemplos de condições verdadeiras e falsas, comparações e execução opcional de um bloco.</w:t>
       </w:r>
     </w:p>
     <w:p>
@@ -422,7 +578,7 @@
         <w:t xml:space="preserve">Conceitos abordados. </w:t>
       </w:r>
       <w:r>
-        <w:t>execução sequencial, atribuição, variáveis, estado do programa.</w:t>
+        <w:t>if, condicionais, condição, operadores relacionais.</w:t>
       </w:r>
     </w:p>
     <w:p>
@@ -433,7 +589,7 @@
         <w:t xml:space="preserve">Palavras-chave. </w:t>
       </w:r>
       <w:r>
-        <w:t>execução sequencial · atribuição · variáveis · estado do programa</w:t>
+        <w:t>if · condicionais · condição · operadores relacionais</w:t>
       </w:r>
     </w:p>
     <w:p>
@@ -441,7 +597,7 @@
         <w:pStyle w:val="Heading2"/>
       </w:pPr>
       <w:r>
-        <w:t>09. for.png</w:t>
+        <w:t>12. if_elseif_else.png</w:t>
       </w:r>
     </w:p>
     <w:p>
@@ -452,7 +608,7 @@
         <w:t xml:space="preserve">Conteúdo apresentado. </w:t>
       </w:r>
       <w:r>
-        <w:t>Explica o laço for como combinação de inicialização, condição e atualização.</w:t>
+        <w:t>Demonstra uma cadeia de condições alternativas avaliada na ordem em que aparece.</w:t>
       </w:r>
     </w:p>
     <w:p>
@@ -463,7 +619,7 @@
         <w:t xml:space="preserve">Representação e exemplos. </w:t>
       </w:r>
       <w:r>
-        <w:t>Sintaxe, fluxograma, rastreamento de contador e impressão de uma sequência numérica; compara com while.</w:t>
+        <w:t>Exemplo de classificação de temperatura, fluxograma com testes sucessivos e tabela de entradas e saídas; somente o primeiro ramo verdadeiro é executado.</w:t>
       </w:r>
     </w:p>
     <w:p>
@@ -474,7 +630,7 @@
         <w:t xml:space="preserve">Conceitos abordados. </w:t>
       </w:r>
       <w:r>
-        <w:t>for, laços, contador, condição, iteração.</w:t>
+        <w:t>else if, if, else, condicionais, ordem de avaliação.</w:t>
       </w:r>
     </w:p>
     <w:p>
@@ -485,7 +641,7 @@
         <w:t xml:space="preserve">Palavras-chave. </w:t>
       </w:r>
       <w:r>
-        <w:t>for · laços · contador · condição · iteração</w:t>
+        <w:t>else if · if · else · condicionais · ordem de avaliação</w:t>
       </w:r>
     </w:p>
     <w:p>
@@ -493,7 +649,7 @@
         <w:pStyle w:val="Heading2"/>
       </w:pPr>
       <w:r>
-        <w:t>10. goto.png</w:t>
+        <w:t>13. if_elseif_vs_switch.png</w:t>
       </w:r>
     </w:p>
     <w:p>
@@ -504,7 +660,7 @@
         <w:t xml:space="preserve">Conteúdo apresentado. </w:t>
       </w:r>
       <w:r>
-        <w:t>Apresenta a transferência de fluxo por goto e o uso de rótulos na linguagem C.</w:t>
+        <w:t>Compara decisões com cadeias if/else if e com switch.</w:t>
       </w:r>
     </w:p>
     <w:p>
@@ -515,7 +671,7 @@
         <w:t xml:space="preserve">Representação e exemplos. </w:t>
       </w:r>
       <w:r>
-        <w:t>Exemplo simples, fluxograma e caso de saída de laços aninhados; contrapõe usos pontuais aos riscos de legibilidade e manutenção.</w:t>
+        <w:t>Exemplos equivalentes de menu, fluxogramas e quadro comparativo sobre expressões, casos discretos, legibilidade e uso de break.</w:t>
       </w:r>
     </w:p>
     <w:p>
@@ -526,7 +682,7 @@
         <w:t xml:space="preserve">Conceitos abordados. </w:t>
       </w:r>
       <w:r>
-        <w:t>goto, rótulos, fluxo de execução, laços.</w:t>
+        <w:t>if, else if, switch, seleção, legibilidade.</w:t>
       </w:r>
     </w:p>
     <w:p>
@@ -537,7 +693,7 @@
         <w:t xml:space="preserve">Palavras-chave. </w:t>
       </w:r>
       <w:r>
-        <w:t>goto · rótulos · fluxo de execução · laços</w:t>
+        <w:t>if · else if · switch · seleção · legibilidade</w:t>
       </w:r>
     </w:p>
     <w:p>
@@ -545,7 +701,7 @@
         <w:pStyle w:val="Heading2"/>
       </w:pPr>
       <w:r>
-        <w:t>11. if.png</w:t>
+        <w:t>14. ifelse.png</w:t>
       </w:r>
     </w:p>
     <w:p>
@@ -556,7 +712,7 @@
         <w:t xml:space="preserve">Conteúdo apresentado. </w:t>
       </w:r>
       <w:r>
-        <w:t>Introduz a seleção condicional simples por if.</w:t>
+        <w:t>Explica a escolha entre dois caminhos mutuamente exclusivos com if/else.</w:t>
       </w:r>
     </w:p>
     <w:p>
@@ -567,7 +723,7 @@
         <w:t xml:space="preserve">Representação e exemplos. </w:t>
       </w:r>
       <w:r>
-        <w:t>Sintaxe e fluxograma; exemplos de condições verdadeiras e falsas, comparações e execução opcional de um bloco.</w:t>
+        <w:t>Sintaxe, fluxograma e programa de classificação por temperatura; contrasta saídas quando a condição é verdadeira ou falsa.</w:t>
       </w:r>
     </w:p>
     <w:p>
@@ -578,7 +734,7 @@
         <w:t xml:space="preserve">Conceitos abordados. </w:t>
       </w:r>
       <w:r>
-        <w:t>if, condicionais, condição, operadores relacionais.</w:t>
+        <w:t>if, else, condicionais, condição.</w:t>
       </w:r>
     </w:p>
     <w:p>
@@ -589,7 +745,7 @@
         <w:t xml:space="preserve">Palavras-chave. </w:t>
       </w:r>
       <w:r>
-        <w:t>if · condicionais · condição · operadores relacionais</w:t>
+        <w:t>if · else · condicionais · condição</w:t>
       </w:r>
     </w:p>
     <w:p>
@@ -597,7 +753,7 @@
         <w:pStyle w:val="Heading2"/>
       </w:pPr>
       <w:r>
-        <w:t>12. if_elseif_else.png</w:t>
+        <w:t>15. instrucoes.png</w:t>
       </w:r>
     </w:p>
     <w:p>
@@ -608,7 +764,7 @@
         <w:t xml:space="preserve">Conteúdo apresentado. </w:t>
       </w:r>
       <w:r>
-        <w:t>Demonstra uma cadeia de condições alternativas avaliada na ordem em que aparece.</w:t>
+        <w:t>Relaciona instruções humanas, algoritmo e programa executável em C.</w:t>
       </w:r>
     </w:p>
     <w:p>
@@ -619,7 +775,7 @@
         <w:t xml:space="preserve">Representação e exemplos. </w:t>
       </w:r>
       <w:r>
-        <w:t>Exemplo de classificação de temperatura, fluxograma com testes sucessivos e tabela de entradas e saídas; somente o primeiro ramo verdadeiro é executado.</w:t>
+        <w:t>Exemplo de soma de dois números: enunciado em linguagem natural, passos de algoritmo, código C e saída no terminal.</w:t>
       </w:r>
     </w:p>
     <w:p>
@@ -630,7 +786,7 @@
         <w:t xml:space="preserve">Conceitos abordados. </w:t>
       </w:r>
       <w:r>
-        <w:t>else if, if, else, condicionais, ordem de avaliação.</w:t>
+        <w:t>algoritmo, instruções, programa C, execução sequencial.</w:t>
       </w:r>
     </w:p>
     <w:p>
@@ -641,7 +797,7 @@
         <w:t xml:space="preserve">Palavras-chave. </w:t>
       </w:r>
       <w:r>
-        <w:t>else if · if · else · condicionais · ordem de avaliação</w:t>
+        <w:t>algoritmo · instruções · programa C · execução sequencial</w:t>
       </w:r>
     </w:p>
     <w:p>
@@ -649,7 +805,7 @@
         <w:pStyle w:val="Heading2"/>
       </w:pPr>
       <w:r>
-        <w:t>13. if_elseif_vs_switch.png</w:t>
+        <w:t>16. instrucoes2.png</w:t>
       </w:r>
     </w:p>
     <w:p>
@@ -660,7 +816,7 @@
         <w:t xml:space="preserve">Conteúdo apresentado. </w:t>
       </w:r>
       <w:r>
-        <w:t>Compara decisões com cadeias if/else if e com switch.</w:t>
+        <w:t>Demonstra a passagem de um algoritmo de entrada-processamento-saída para código C.</w:t>
       </w:r>
     </w:p>
     <w:p>
@@ -671,7 +827,7 @@
         <w:t xml:space="preserve">Representação e exemplos. </w:t>
       </w:r>
       <w:r>
-        <w:t>Exemplos equivalentes de menu, fluxogramas e quadro comparativo sobre expressões, casos discretos, legibilidade e uso de break.</w:t>
+        <w:t>Recebe dois números, calcula a soma e exibe o resultado; compara linguagem natural, pseudopassos, chamadas scanf/printf e execução.</w:t>
       </w:r>
     </w:p>
     <w:p>
@@ -682,7 +838,7 @@
         <w:t xml:space="preserve">Conceitos abordados. </w:t>
       </w:r>
       <w:r>
-        <w:t>if, else if, switch, seleção, legibilidade.</w:t>
+        <w:t>algoritmo, entrada e saída, scanf, printf, programa C.</w:t>
       </w:r>
     </w:p>
     <w:p>
@@ -693,7 +849,7 @@
         <w:t xml:space="preserve">Palavras-chave. </w:t>
       </w:r>
       <w:r>
-        <w:t>if · else if · switch · seleção · legibilidade</w:t>
+        <w:t>algoritmo · entrada e saída · scanf · printf · programa C</w:t>
       </w:r>
     </w:p>
     <w:p>
@@ -701,7 +857,7 @@
         <w:pStyle w:val="Heading2"/>
       </w:pPr>
       <w:r>
-        <w:t>14. ifelse.png</w:t>
+        <w:t>17. operadores_logicos.png</w:t>
       </w:r>
     </w:p>
     <w:p>
@@ -712,7 +868,7 @@
         <w:t xml:space="preserve">Conteúdo apresentado. </w:t>
       </w:r>
       <w:r>
-        <w:t>Explica a escolha entre dois caminhos mutuamente exclusivos com if/else.</w:t>
+        <w:t>Explica a composição de condições com &amp;&amp;, || e !.</w:t>
       </w:r>
     </w:p>
     <w:p>
@@ -723,7 +879,7 @@
         <w:t xml:space="preserve">Representação e exemplos. </w:t>
       </w:r>
       <w:r>
-        <w:t>Sintaxe, fluxograma e programa de classificação por temperatura; contrasta saídas quando a condição é verdadeira ou falsa.</w:t>
+        <w:t>Tabelas-verdade, exemplos de intervalos e validação, além de combinação de expressões em decisões if; distingue E, OU e NÃO.</w:t>
       </w:r>
     </w:p>
     <w:p>
@@ -734,7 +890,7 @@
         <w:t xml:space="preserve">Conceitos abordados. </w:t>
       </w:r>
       <w:r>
-        <w:t>if, else, condicionais, condição.</w:t>
+        <w:t>operadores lógicos, AND lógico, OR lógico, negação lógica, condicionais.</w:t>
       </w:r>
     </w:p>
     <w:p>
@@ -745,7 +901,7 @@
         <w:t xml:space="preserve">Palavras-chave. </w:t>
       </w:r>
       <w:r>
-        <w:t>if · else · condicionais · condição</w:t>
+        <w:t>operadores lógicos · AND lógico · OR lógico · negação lógica · condicionais</w:t>
       </w:r>
     </w:p>
     <w:p>
@@ -753,7 +909,7 @@
         <w:pStyle w:val="Heading2"/>
       </w:pPr>
       <w:r>
-        <w:t>15. instrucoes.png</w:t>
+        <w:t>18. statements.png</w:t>
       </w:r>
     </w:p>
     <w:p>
@@ -764,7 +920,7 @@
         <w:t xml:space="preserve">Conteúdo apresentado. </w:t>
       </w:r>
       <w:r>
-        <w:t>Relaciona instruções humanas, algoritmo e programa executável em C.</w:t>
+        <w:t>Distingue expressões de comandos (statements) e o papel do ponto e vírgula.</w:t>
       </w:r>
     </w:p>
     <w:p>
@@ -775,7 +931,7 @@
         <w:t xml:space="preserve">Representação e exemplos. </w:t>
       </w:r>
       <w:r>
-        <w:t>Exemplo de soma de dois números: enunciado em linguagem natural, passos de algoritmo, código C e saída no terminal.</w:t>
+        <w:t>Exemplos de expressões aritméticas, atribuições, chamadas de função, retorno e blocos; identifica cada elemento em código C.</w:t>
       </w:r>
     </w:p>
     <w:p>
@@ -786,7 +942,7 @@
         <w:t xml:space="preserve">Conceitos abordados. </w:t>
       </w:r>
       <w:r>
-        <w:t>algoritmo, instruções, programa C, execução sequencial.</w:t>
+        <w:t>expressões, comandos, ponto e vírgula, atribuição.</w:t>
       </w:r>
     </w:p>
     <w:p>
@@ -797,7 +953,7 @@
         <w:t xml:space="preserve">Palavras-chave. </w:t>
       </w:r>
       <w:r>
-        <w:t>algoritmo · instruções · programa C · execução sequencial</w:t>
+        <w:t>expressões · comandos · ponto e vírgula · atribuição</w:t>
       </w:r>
     </w:p>
     <w:p>
@@ -805,7 +961,7 @@
         <w:pStyle w:val="Heading2"/>
       </w:pPr>
       <w:r>
-        <w:t>16. instrucoes2.png</w:t>
+        <w:t>19. switch_case.png</w:t>
       </w:r>
     </w:p>
     <w:p>
@@ -816,7 +972,7 @@
         <w:t xml:space="preserve">Conteúdo apresentado. </w:t>
       </w:r>
       <w:r>
-        <w:t>Demonstra a passagem de um algoritmo de entrada-processamento-saída para código C.</w:t>
+        <w:t>Introduz a seleção de casos por switch, case e default.</w:t>
       </w:r>
     </w:p>
     <w:p>
@@ -827,7 +983,7 @@
         <w:t xml:space="preserve">Representação e exemplos. </w:t>
       </w:r>
       <w:r>
-        <w:t>Recebe dois números, calcula a soma e exibe o resultado; compara linguagem natural, pseudopassos, chamadas scanf/printf e execução.</w:t>
+        <w:t>Sintaxe, fluxograma e menu com opções numéricas; enfatiza a importância do break e a escolha de um ramo conforme o valor da expressão.</w:t>
       </w:r>
     </w:p>
     <w:p>
@@ -838,7 +994,7 @@
         <w:t xml:space="preserve">Conceitos abordados. </w:t>
       </w:r>
       <w:r>
-        <w:t>algoritmo, entrada e saída, scanf, printf, programa C.</w:t>
+        <w:t>switch, case, default, break, seleção.</w:t>
       </w:r>
     </w:p>
     <w:p>
@@ -849,7 +1005,7 @@
         <w:t xml:space="preserve">Palavras-chave. </w:t>
       </w:r>
       <w:r>
-        <w:t>algoritmo · entrada e saída · scanf · printf · programa C</w:t>
+        <w:t>switch · case · default · break · seleção</w:t>
       </w:r>
     </w:p>
     <w:p>
@@ -857,7 +1013,7 @@
         <w:pStyle w:val="Heading2"/>
       </w:pPr>
       <w:r>
-        <w:t>17. operadores_logicos.png</w:t>
+        <w:t>20. switch_case2.png</w:t>
       </w:r>
     </w:p>
     <w:p>
@@ -868,7 +1024,7 @@
         <w:t xml:space="preserve">Conteúdo apresentado. </w:t>
       </w:r>
       <w:r>
-        <w:t>Explica a composição de condições com &amp;&amp;, || e !.</w:t>
+        <w:t>Aprofunda switch com valores inteiros e caracteres, agrupamento de casos e fall-through.</w:t>
       </w:r>
     </w:p>
     <w:p>
@@ -879,7 +1035,7 @@
         <w:t xml:space="preserve">Representação e exemplos. </w:t>
       </w:r>
       <w:r>
-        <w:t>Tabelas-verdade, exemplos de intervalos e validação, além de combinação de expressões em decisões if; distingue E, OU e NÃO.</w:t>
+        <w:t>Exemplos de menus, execução de múltiplos cases sem break, default e análise de comportamento em C.</w:t>
       </w:r>
     </w:p>
     <w:p>
@@ -890,7 +1046,7 @@
         <w:t xml:space="preserve">Conceitos abordados. </w:t>
       </w:r>
       <w:r>
-        <w:t>operadores lógicos, AND lógico, OR lógico, negação lógica, condicionais.</w:t>
+        <w:t>switch, case, fall-through, default, break.</w:t>
       </w:r>
     </w:p>
     <w:p>
@@ -901,7 +1057,7 @@
         <w:t xml:space="preserve">Palavras-chave. </w:t>
       </w:r>
       <w:r>
-        <w:t>operadores lógicos · AND lógico · OR lógico · negação lógica · condicionais</w:t>
+        <w:t>switch · case · fall-through · default · break</w:t>
       </w:r>
     </w:p>
     <w:p>
@@ -909,7 +1065,7 @@
         <w:pStyle w:val="Heading2"/>
       </w:pPr>
       <w:r>
-        <w:t>18. statements.png</w:t>
+        <w:t>21. while.png</w:t>
       </w:r>
     </w:p>
     <w:p>
@@ -920,7 +1076,7 @@
         <w:t xml:space="preserve">Conteúdo apresentado. </w:t>
       </w:r>
       <w:r>
-        <w:t>Distingue expressões de comandos (statements) e o papel do ponto e vírgula.</w:t>
+        <w:t>Apresenta o laço while com teste de condição antes do corpo.</w:t>
       </w:r>
     </w:p>
     <w:p>
@@ -931,7 +1087,7 @@
         <w:t xml:space="preserve">Representação e exemplos. </w:t>
       </w:r>
       <w:r>
-        <w:t>Exemplos de expressões aritméticas, atribuições, chamadas de função, retorno e blocos; identifica cada elemento em código C.</w:t>
+        <w:t>Sintaxe, fluxograma, contador incremental e variantes de repetição; explica a possibilidade de zero iterações e o risco de laço infinito.</w:t>
       </w:r>
     </w:p>
     <w:p>
@@ -942,7 +1098,7 @@
         <w:t xml:space="preserve">Conceitos abordados. </w:t>
       </w:r>
       <w:r>
-        <w:t>expressões, comandos, ponto e vírgula, atribuição.</w:t>
+        <w:t>while, laços, condição, contador.</w:t>
       </w:r>
     </w:p>
     <w:p>
@@ -953,7 +1109,7 @@
         <w:t xml:space="preserve">Palavras-chave. </w:t>
       </w:r>
       <w:r>
-        <w:t>expressões · comandos · ponto e vírgula · atribuição</w:t>
+        <w:t>while · laços · condição · contador</w:t>
       </w:r>
     </w:p>
     <w:p>
@@ -961,7 +1117,7 @@
         <w:pStyle w:val="Heading2"/>
       </w:pPr>
       <w:r>
-        <w:t>19. switch_case.png</w:t>
+        <w:t>22. while_vs_for_vs_dowhile.png</w:t>
       </w:r>
     </w:p>
     <w:p>
@@ -972,7 +1128,7 @@
         <w:t xml:space="preserve">Conteúdo apresentado. </w:t>
       </w:r>
       <w:r>
-        <w:t>Introduz a seleção de casos por switch, case e default.</w:t>
+        <w:t>Compara os três laços de repetição da linguagem C.</w:t>
       </w:r>
     </w:p>
     <w:p>
@@ -983,7 +1139,7 @@
         <w:t xml:space="preserve">Representação e exemplos. </w:t>
       </w:r>
       <w:r>
-        <w:t>Sintaxe, fluxograma e menu com opções numéricas; enfatiza a importância do break e a escolha de um ramo conforme o valor da expressão.</w:t>
+        <w:t>Códigos, fluxogramas e saídas equivalentes; destaca localização do teste, inicialização, incremento e garantia de execução mínima no do while.</w:t>
       </w:r>
     </w:p>
     <w:p>
@@ -994,7 +1150,7 @@
         <w:t xml:space="preserve">Conceitos abordados. </w:t>
       </w:r>
       <w:r>
-        <w:t>switch, case, default, break, seleção.</w:t>
+        <w:t>while, for, do while, laços, comparação.</w:t>
       </w:r>
     </w:p>
     <w:p>
@@ -1005,7 +1161,7 @@
         <w:t xml:space="preserve">Palavras-chave. </w:t>
       </w:r>
       <w:r>
-        <w:t>switch · case · default · break · seleção</w:t>
+        <w:t>while · for · do while · laços · comparação</w:t>
       </w:r>
     </w:p>
     <w:p>
@@ -1013,7 +1169,7 @@
         <w:pStyle w:val="Heading2"/>
       </w:pPr>
       <w:r>
-        <w:t>20. switch_case2.png</w:t>
+        <w:t>23. exercicio.md</w:t>
       </w:r>
     </w:p>
     <w:p>
@@ -1024,7 +1180,7 @@
         <w:t xml:space="preserve">Conteúdo apresentado. </w:t>
       </w:r>
       <w:r>
-        <w:t>Aprofunda switch com valores inteiros e caracteres, agrupamento de casos e fall-through.</w:t>
+        <w:t>Propõe implementar um analisador de números com menu e três operações, aplicando estruturas de controle em C89.</w:t>
       </w:r>
     </w:p>
     <w:p>
@@ -1035,7 +1191,7 @@
         <w:t xml:space="preserve">Representação e exemplos. </w:t>
       </w:r>
       <w:r>
-        <w:t>Exemplos de menus, execução de múltiplos cases sem break, default e análise de comportamento em C.</w:t>
+        <w:t>Menu com do while e switch; classifica sinal e paridade, imprime sequência ignorando múltiplos de 3 com continue, soma entradas até zero com break; exige validações e proíbe goto.</w:t>
       </w:r>
     </w:p>
     <w:p>
@@ -1043,10 +1199,10 @@
         <w:rPr>
           <w:b/>
         </w:rPr>
-        <w:t xml:space="preserve">Conceitos abordados. </w:t>
-      </w:r>
-      <w:r>
-        <w:t>switch, case, fall-through, default, break.</w:t>
+        <w:t xml:space="preserve">Conceitos abordados.</w:t>
+      </w:r>
+      <w:r>
+        <w:t xml:space="preserve"> exercício, ANSI C89, do while, switch, if, continue, break, validação de entrada.</w:t>
       </w:r>
     </w:p>
     <w:p>
@@ -1054,10 +1210,10 @@
         <w:rPr>
           <w:b/>
         </w:rPr>
-        <w:t xml:space="preserve">Palavras-chave. </w:t>
-      </w:r>
-      <w:r>
-        <w:t>switch · case · fall-through · default · break</w:t>
+        <w:t xml:space="preserve">Palavras-chave.</w:t>
+      </w:r>
+      <w:r>
+        <w:t xml:space="preserve"> exercício · ANSI C89 · do while · switch · if · continue · break · validação de entrada</w:t>
       </w:r>
     </w:p>
     <w:p>
@@ -1065,7 +1221,7 @@
         <w:pStyle w:val="Heading2"/>
       </w:pPr>
       <w:r>
-        <w:t>21. while.png</w:t>
+        <w:t>24. gabarito.md</w:t>
       </w:r>
     </w:p>
     <w:p>
@@ -1076,7 +1232,7 @@
         <w:t xml:space="preserve">Conteúdo apresentado. </w:t>
       </w:r>
       <w:r>
-        <w:t>Apresenta o laço while com teste de condição antes do corpo.</w:t>
+        <w:t>Descreve a solução esperada e os critérios de avaliação do analisador de números.</w:t>
       </w:r>
     </w:p>
     <w:p>
@@ -1087,7 +1243,7 @@
         <w:t xml:space="preserve">Representação e exemplos. </w:t>
       </w:r>
       <w:r>
-        <w:t>Sintaxe, fluxograma, contador incremental e variantes de repetição; explica a possibilidade de zero iterações e o risco de laço infinito.</w:t>
+        <w:t>Explica classificação por if/else if/else e módulo, filtragem de múltiplos de 3, acumulador e condição de parada; ressalta escopo de break, loops infinitos e declarações C89.</w:t>
       </w:r>
     </w:p>
     <w:p>
@@ -1095,10 +1251,10 @@
         <w:rPr>
           <w:b/>
         </w:rPr>
-        <w:t xml:space="preserve">Conceitos abordados. </w:t>
-      </w:r>
-      <w:r>
-        <w:t>while, laços, condição, contador.</w:t>
+        <w:t xml:space="preserve">Conceitos abordados.</w:t>
+      </w:r>
+      <w:r>
+        <w:t xml:space="preserve"> gabarito, ANSI C89, do while, switch, if, continue, break, validação de entrada.</w:t>
       </w:r>
     </w:p>
     <w:p>
@@ -1106,18 +1262,41 @@
         <w:rPr>
           <w:b/>
         </w:rPr>
-        <w:t xml:space="preserve">Palavras-chave. </w:t>
-      </w:r>
-      <w:r>
-        <w:t>while · laços · condição · contador</w:t>
+        <w:t xml:space="preserve">Palavras-chave.</w:t>
+      </w:r>
+      <w:r>
+        <w:t xml:space="preserve"> gabarito · ANSI C89 · do while · switch · if · continue · break · validação de entrada</w:t>
+      </w:r>
+    </w:p>
+    <w:p>
+      <w:r>
+        <w:br w:type="page"/>
       </w:r>
     </w:p>
     <w:p>
       <w:pPr>
-        <w:pStyle w:val="Heading2"/>
+        <w:pStyle w:val="Heading1"/>
       </w:pPr>
       <w:r>
-        <w:t>22. while_vs_for_vs_dowhile.png</w:t>
+        <w:t>Glossário de palavras-chave</w:t>
+      </w:r>
+    </w:p>
+    <w:p>
+      <w:r>
+        <w:t>Vocabulário único deste capítulo, com definição breve e índice reverso dos materiais associados. A terminologia deve ser preservada nos próximos capítulos.</w:t>
+      </w:r>
+    </w:p>
+    <w:p>
+      <w:pPr>
+        <w:pStyle w:val="Heading3"/>
+      </w:pPr>
+      <w:r>
+        <w:t xml:space="preserve">algoritmo</w:t>
+      </w:r>
+    </w:p>
+    <w:p>
+      <w:r>
+        <w:t xml:space="preserve">Sequência finita de passos para resolver um problema.</w:t>
       </w:r>
     </w:p>
     <w:p>
@@ -1125,10 +1304,23 @@
         <w:rPr>
           <w:b/>
         </w:rPr>
-        <w:t xml:space="preserve">Conteúdo apresentado. </w:t>
-      </w:r>
-      <w:r>
-        <w:t>Compara os três laços de repetição da linguagem C.</w:t>
+        <w:t xml:space="preserve">Materiais:</w:t>
+      </w:r>
+      <w:r>
+        <w:t xml:space="preserve"> instrucoes.png, instrucoes2.png</w:t>
+      </w:r>
+    </w:p>
+    <w:p>
+      <w:pPr>
+        <w:pStyle w:val="Heading3"/>
+      </w:pPr>
+      <w:r>
+        <w:t xml:space="preserve">AND lógico</w:t>
+      </w:r>
+    </w:p>
+    <w:p>
+      <w:r>
+        <w:t xml:space="preserve">Operador &amp;&amp;, verdadeiro quando as duas condições são verdadeiras.</w:t>
       </w:r>
     </w:p>
     <w:p>
@@ -1136,10 +1328,23 @@
         <w:rPr>
           <w:b/>
         </w:rPr>
-        <w:t xml:space="preserve">Representação e exemplos. </w:t>
-      </w:r>
-      <w:r>
-        <w:t>Códigos, fluxogramas e saídas equivalentes; destaca localização do teste, inicialização, incremento e garantia de execução mínima no do while.</w:t>
+        <w:t xml:space="preserve">Materiais:</w:t>
+      </w:r>
+      <w:r>
+        <w:t xml:space="preserve"> operadores_logicos.png</w:t>
+      </w:r>
+    </w:p>
+    <w:p>
+      <w:pPr>
+        <w:pStyle w:val="Heading3"/>
+      </w:pPr>
+      <w:r>
+        <w:t xml:space="preserve">aninhamento</w:t>
+      </w:r>
+    </w:p>
+    <w:p>
+      <w:r>
+        <w:t xml:space="preserve">Inclusão de uma estrutura de controle dentro de outra, como condicionais em laços ou laços dentro de laços.</w:t>
       </w:r>
     </w:p>
     <w:p>
@@ -1147,10 +1352,23 @@
         <w:rPr>
           <w:b/>
         </w:rPr>
-        <w:t xml:space="preserve">Conceitos abordados. </w:t>
-      </w:r>
-      <w:r>
-        <w:t>while, for, do while, laços, comparação.</w:t>
+        <w:t xml:space="preserve">Materiais:</w:t>
+      </w:r>
+      <w:r>
+        <w:t xml:space="preserve"> aninhamento_estruturas.png</w:t>
+      </w:r>
+    </w:p>
+    <w:p>
+      <w:pPr>
+        <w:pStyle w:val="Heading3"/>
+      </w:pPr>
+      <w:r>
+        <w:t xml:space="preserve">ANSI C89</w:t>
+      </w:r>
+    </w:p>
+    <w:p>
+      <w:r>
+        <w:t xml:space="preserve">Versão da linguagem C cujas regras de declaração e sintaxe orientam os exemplos.</w:t>
       </w:r>
     </w:p>
     <w:p>
@@ -1158,18 +1376,23 @@
         <w:rPr>
           <w:b/>
         </w:rPr>
-        <w:t xml:space="preserve">Palavras-chave. </w:t>
-      </w:r>
-      <w:r>
-        <w:t>while · for · do while · laços · comparação</w:t>
+        <w:t xml:space="preserve">Materiais:</w:t>
+      </w:r>
+      <w:r>
+        <w:t xml:space="preserve"> ansiC89_elementos.png, exercicio.md, gabarito.md</w:t>
       </w:r>
     </w:p>
     <w:p>
       <w:pPr>
-        <w:pStyle w:val="Heading2"/>
+        <w:pStyle w:val="Heading3"/>
       </w:pPr>
       <w:r>
-        <w:t>23. exercicio.md</w:t>
+        <w:t xml:space="preserve">atribuição</w:t>
+      </w:r>
+    </w:p>
+    <w:p>
+      <w:r>
+        <w:t xml:space="preserve">Operação que armazena em um objeto o valor obtido pela avaliação de uma expressão.</w:t>
       </w:r>
     </w:p>
     <w:p>
@@ -1177,10 +1400,23 @@
         <w:rPr>
           <w:b/>
         </w:rPr>
-        <w:t xml:space="preserve">Conteúdo apresentado. </w:t>
-      </w:r>
-      <w:r>
-        <w:t>Propõe implementar um analisador de números com menu e três operações, aplicando estruturas de controle em C89.</w:t>
+        <w:t xml:space="preserve">Materiais:</w:t>
+      </w:r>
+      <w:r>
+        <w:t xml:space="preserve"> execucao_sequencial.png, statements.png</w:t>
+      </w:r>
+    </w:p>
+    <w:p>
+      <w:pPr>
+        <w:pStyle w:val="Heading3"/>
+      </w:pPr>
+      <w:r>
+        <w:t xml:space="preserve">blocos</w:t>
+      </w:r>
+    </w:p>
+    <w:p>
+      <w:r>
+        <w:t xml:space="preserve">Grupos de declarações e comandos delimitados por chaves, tratados como uma unidade sintática em C.</w:t>
       </w:r>
     </w:p>
     <w:p>
@@ -1188,10 +1424,23 @@
         <w:rPr>
           <w:b/>
         </w:rPr>
-        <w:t xml:space="preserve">Representação e exemplos. </w:t>
-      </w:r>
-      <w:r>
-        <w:t>Menu com do while e switch; classifica sinal e paridade, imprime sequência ignorando múltiplos de 3 com continue, soma entradas até zero com break; exige validações e proíbe goto.</w:t>
+        <w:t xml:space="preserve">Materiais:</w:t>
+      </w:r>
+      <w:r>
+        <w:t xml:space="preserve"> blocos.png</w:t>
+      </w:r>
+    </w:p>
+    <w:p>
+      <w:pPr>
+        <w:pStyle w:val="Heading3"/>
+      </w:pPr>
+      <w:r>
+        <w:t xml:space="preserve">break</w:t>
+      </w:r>
+    </w:p>
+    <w:p>
+      <w:r>
+        <w:t xml:space="preserve">Comando que encerra o laço ou switch mais interno aplicável.</w:t>
       </w:r>
     </w:p>
     <w:p>
@@ -1199,10 +1448,23 @@
         <w:rPr>
           <w:b/>
         </w:rPr>
-        <w:t xml:space="preserve">Conceitos abordados. </w:t>
-      </w:r>
-      <w:r>
-        <w:t>exercício, ANSI C89, do while, switch, if, continue, break, validação.</w:t>
+        <w:t xml:space="preserve">Materiais:</w:t>
+      </w:r>
+      <w:r>
+        <w:t xml:space="preserve"> break.png, exercicio.md, gabarito.md, switch_case.png, switch_case2.png</w:t>
+      </w:r>
+    </w:p>
+    <w:p>
+      <w:pPr>
+        <w:pStyle w:val="Heading3"/>
+      </w:pPr>
+      <w:r>
+        <w:t xml:space="preserve">case</w:t>
+      </w:r>
+    </w:p>
+    <w:p>
+      <w:r>
+        <w:t xml:space="preserve">Rótulo de alternativa dentro de switch.</w:t>
       </w:r>
     </w:p>
     <w:p>
@@ -1210,18 +1472,23 @@
         <w:rPr>
           <w:b/>
         </w:rPr>
-        <w:t xml:space="preserve">Palavras-chave. </w:t>
-      </w:r>
-      <w:r>
-        <w:t>exercício · ANSI C89 · do while · switch · if · continue · break · validação</w:t>
+        <w:t xml:space="preserve">Materiais:</w:t>
+      </w:r>
+      <w:r>
+        <w:t xml:space="preserve"> switch_case.png, switch_case2.png</w:t>
       </w:r>
     </w:p>
     <w:p>
       <w:pPr>
-        <w:pStyle w:val="Heading2"/>
+        <w:pStyle w:val="Heading3"/>
       </w:pPr>
       <w:r>
-        <w:t>24. gabarito.md</w:t>
+        <w:t xml:space="preserve">chaves</w:t>
+      </w:r>
+    </w:p>
+    <w:p>
+      <w:r>
+        <w:t xml:space="preserve">Símbolos { e } que delimitam blocos de declarações e comandos em C.</w:t>
       </w:r>
     </w:p>
     <w:p>
@@ -1229,10 +1496,23 @@
         <w:rPr>
           <w:b/>
         </w:rPr>
-        <w:t xml:space="preserve">Conteúdo apresentado. </w:t>
-      </w:r>
-      <w:r>
-        <w:t>Descreve a solução esperada e os critérios de avaliação do analisador de números.</w:t>
+        <w:t xml:space="preserve">Materiais:</w:t>
+      </w:r>
+      <w:r>
+        <w:t xml:space="preserve"> blocos.png</w:t>
+      </w:r>
+    </w:p>
+    <w:p>
+      <w:pPr>
+        <w:pStyle w:val="Heading3"/>
+      </w:pPr>
+      <w:r>
+        <w:t xml:space="preserve">comandos</w:t>
+      </w:r>
+    </w:p>
+    <w:p>
+      <w:r>
+        <w:t xml:space="preserve">Instruções executáveis de um programa C.</w:t>
       </w:r>
     </w:p>
     <w:p>
@@ -1240,10 +1520,23 @@
         <w:rPr>
           <w:b/>
         </w:rPr>
-        <w:t xml:space="preserve">Representação e exemplos. </w:t>
-      </w:r>
-      <w:r>
-        <w:t>Explica classificação por if/else if/else e módulo, filtragem de múltiplos de 3, acumulador e condição de parada; ressalta escopo de break, loops infinitos e declarações C89.</w:t>
+        <w:t xml:space="preserve">Materiais:</w:t>
+      </w:r>
+      <w:r>
+        <w:t xml:space="preserve"> blocos.png, statements.png</w:t>
+      </w:r>
+    </w:p>
+    <w:p>
+      <w:pPr>
+        <w:pStyle w:val="Heading3"/>
+      </w:pPr>
+      <w:r>
+        <w:t xml:space="preserve">comparação</w:t>
+      </w:r>
+    </w:p>
+    <w:p>
+      <w:r>
+        <w:t xml:space="preserve">Análise de semelhanças e diferenças entre estruturas de repetição quanto ao teste, à atualização e à execução do corpo.</w:t>
       </w:r>
     </w:p>
     <w:p>
@@ -1251,10 +1544,23 @@
         <w:rPr>
           <w:b/>
         </w:rPr>
-        <w:t xml:space="preserve">Conceitos abordados. </w:t>
-      </w:r>
-      <w:r>
-        <w:t>gabarito, ANSI C89, do while, switch, if, continue, break, validação.</w:t>
+        <w:t xml:space="preserve">Materiais:</w:t>
+      </w:r>
+      <w:r>
+        <w:t xml:space="preserve"> while_vs_for_vs_dowhile.png</w:t>
+      </w:r>
+    </w:p>
+    <w:p>
+      <w:pPr>
+        <w:pStyle w:val="Heading3"/>
+      </w:pPr>
+      <w:r>
+        <w:t xml:space="preserve">condição</w:t>
+      </w:r>
+    </w:p>
+    <w:p>
+      <w:r>
+        <w:t xml:space="preserve">Expressão avaliada para decidir um caminho de execução.</w:t>
       </w:r>
     </w:p>
     <w:p>
@@ -1262,28 +1568,10 @@
         <w:rPr>
           <w:b/>
         </w:rPr>
-        <w:t xml:space="preserve">Palavras-chave. </w:t>
-      </w:r>
-      <w:r>
-        <w:t>gabarito · ANSI C89 · do while · switch · if · continue · break · validação</w:t>
-      </w:r>
-    </w:p>
-    <w:p>
-      <w:r>
-        <w:br w:type="page"/>
-      </w:r>
-    </w:p>
-    <w:p>
-      <w:pPr>
-        <w:pStyle w:val="Heading1"/>
-      </w:pPr>
-      <w:r>
-        <w:t>Glossário de palavras-chave</w:t>
-      </w:r>
-    </w:p>
-    <w:p>
-      <w:r>
-        <w:t>Vocabulário único deste capítulo, com definição breve e índice reverso dos materiais associados. A terminologia deve ser preservada nos próximos capítulos.</w:t>
+        <w:t xml:space="preserve">Materiais:</w:t>
+      </w:r>
+      <w:r>
+        <w:t xml:space="preserve"> do_while.png, for.png, if.png, ifelse.png, while.png</w:t>
       </w:r>
     </w:p>
     <w:p>
@@ -1291,12 +1579,12 @@
         <w:pStyle w:val="Heading3"/>
       </w:pPr>
       <w:r>
-        <w:t>algoritmo</w:t>
-      </w:r>
-    </w:p>
-    <w:p>
-      <w:r>
-        <w:t>Sequência finita de passos para resolver um problema.</w:t>
+        <w:t xml:space="preserve">condicionais</w:t>
+      </w:r>
+    </w:p>
+    <w:p>
+      <w:r>
+        <w:t xml:space="preserve">Estruturas que escolhem comandos a partir de condições.</w:t>
       </w:r>
     </w:p>
     <w:p>
@@ -1304,10 +1592,10 @@
         <w:rPr>
           <w:b/>
         </w:rPr>
-        <w:t xml:space="preserve">Materiais: </w:t>
-      </w:r>
-      <w:r>
-        <w:t>instrucoes.png, instrucoes2.png</w:t>
+        <w:t xml:space="preserve">Materiais:</w:t>
+      </w:r>
+      <w:r>
+        <w:t xml:space="preserve"> aninhamento_estruturas.png, if.png, if_elseif_else.png, ifelse.png, operadores_logicos.png</w:t>
       </w:r>
     </w:p>
     <w:p>
@@ -1315,12 +1603,12 @@
         <w:pStyle w:val="Heading3"/>
       </w:pPr>
       <w:r>
-        <w:t>AND lógico</w:t>
-      </w:r>
-    </w:p>
-    <w:p>
-      <w:r>
-        <w:t>Operador &amp;&amp;, verdadeiro quando as duas condições são verdadeiras.</w:t>
+        <w:t xml:space="preserve">constantes</w:t>
+      </w:r>
+    </w:p>
+    <w:p>
+      <w:r>
+        <w:t xml:space="preserve">Valores representados diretamente no código, como números e caracteres, usados em expressões.</w:t>
       </w:r>
     </w:p>
     <w:p>
@@ -1328,10 +1616,10 @@
         <w:rPr>
           <w:b/>
         </w:rPr>
-        <w:t xml:space="preserve">Materiais: </w:t>
-      </w:r>
-      <w:r>
-        <w:t>operadores_logicos.png</w:t>
+        <w:t xml:space="preserve">Materiais:</w:t>
+      </w:r>
+      <w:r>
+        <w:t xml:space="preserve"> elementos_basicos_C.png</w:t>
       </w:r>
     </w:p>
     <w:p>
@@ -1339,12 +1627,12 @@
         <w:pStyle w:val="Heading3"/>
       </w:pPr>
       <w:r>
-        <w:t>aninhamento</w:t>
-      </w:r>
-    </w:p>
-    <w:p>
-      <w:r>
-        <w:t>Conceito técnico abordado nos materiais associados, conforme os exemplos documentados.</w:t>
+        <w:t xml:space="preserve">contador</w:t>
+      </w:r>
+    </w:p>
+    <w:p>
+      <w:r>
+        <w:t xml:space="preserve">Variável atualizada durante uma repetição para acompanhar a quantidade ou a posição das iterações.</w:t>
       </w:r>
     </w:p>
     <w:p>
@@ -1352,10 +1640,10 @@
         <w:rPr>
           <w:b/>
         </w:rPr>
-        <w:t xml:space="preserve">Materiais: </w:t>
-      </w:r>
-      <w:r>
-        <w:t>aninhamento_estruturas.png</w:t>
+        <w:t xml:space="preserve">Materiais:</w:t>
+      </w:r>
+      <w:r>
+        <w:t xml:space="preserve"> for.png, while.png</w:t>
       </w:r>
     </w:p>
     <w:p>
@@ -1363,12 +1651,12 @@
         <w:pStyle w:val="Heading3"/>
       </w:pPr>
       <w:r>
-        <w:t>ANSI C89</w:t>
-      </w:r>
-    </w:p>
-    <w:p>
-      <w:r>
-        <w:t>Versão da linguagem C cujas regras de declaração e sintaxe orientam os exemplos.</w:t>
+        <w:t xml:space="preserve">continue</w:t>
+      </w:r>
+    </w:p>
+    <w:p>
+      <w:r>
+        <w:t xml:space="preserve">Comando que passa à próxima iteração do laço mais interno.</w:t>
       </w:r>
     </w:p>
     <w:p>
@@ -1376,10 +1664,10 @@
         <w:rPr>
           <w:b/>
         </w:rPr>
-        <w:t xml:space="preserve">Materiais: </w:t>
-      </w:r>
-      <w:r>
-        <w:t>ansiC89_elementos.png, exercicio.md, gabarito.md</w:t>
+        <w:t xml:space="preserve">Materiais:</w:t>
+      </w:r>
+      <w:r>
+        <w:t xml:space="preserve"> continue.png, exercicio.md, gabarito.md</w:t>
       </w:r>
     </w:p>
     <w:p>
@@ -1387,12 +1675,12 @@
         <w:pStyle w:val="Heading3"/>
       </w:pPr>
       <w:r>
-        <w:t>atribuição</w:t>
-      </w:r>
-    </w:p>
-    <w:p>
-      <w:r>
-        <w:t>Conceito técnico abordado nos materiais associados, conforme os exemplos documentados.</w:t>
+        <w:t xml:space="preserve">default</w:t>
+      </w:r>
+    </w:p>
+    <w:p>
+      <w:r>
+        <w:t xml:space="preserve">Rótulo opcional para casos não correspondentes no switch.</w:t>
       </w:r>
     </w:p>
     <w:p>
@@ -1400,10 +1688,10 @@
         <w:rPr>
           <w:b/>
         </w:rPr>
-        <w:t xml:space="preserve">Materiais: </w:t>
-      </w:r>
-      <w:r>
-        <w:t>execucao_sequencial.png, statements.png</w:t>
+        <w:t xml:space="preserve">Materiais:</w:t>
+      </w:r>
+      <w:r>
+        <w:t xml:space="preserve"> switch_case.png, switch_case2.png</w:t>
       </w:r>
     </w:p>
     <w:p>
@@ -1411,12 +1699,12 @@
         <w:pStyle w:val="Heading3"/>
       </w:pPr>
       <w:r>
-        <w:t>blocos</w:t>
-      </w:r>
-    </w:p>
-    <w:p>
-      <w:r>
-        <w:t>Conceito técnico abordado nos materiais associados, conforme os exemplos documentados.</w:t>
+        <w:t xml:space="preserve">do while</w:t>
+      </w:r>
+    </w:p>
+    <w:p>
+      <w:r>
+        <w:t xml:space="preserve">Laço que testa a condição depois de executar o corpo.</w:t>
       </w:r>
     </w:p>
     <w:p>
@@ -1424,10 +1712,10 @@
         <w:rPr>
           <w:b/>
         </w:rPr>
-        <w:t xml:space="preserve">Materiais: </w:t>
-      </w:r>
-      <w:r>
-        <w:t>blocos.png</w:t>
+        <w:t xml:space="preserve">Materiais:</w:t>
+      </w:r>
+      <w:r>
+        <w:t xml:space="preserve"> do_while.png, exercicio.md, gabarito.md, while_vs_for_vs_dowhile.png</w:t>
       </w:r>
     </w:p>
     <w:p>
@@ -1435,12 +1723,12 @@
         <w:pStyle w:val="Heading3"/>
       </w:pPr>
       <w:r>
-        <w:t>break</w:t>
-      </w:r>
-    </w:p>
-    <w:p>
-      <w:r>
-        <w:t>Comando que encerra o laço ou switch mais interno aplicável.</w:t>
+        <w:t xml:space="preserve">else</w:t>
+      </w:r>
+    </w:p>
+    <w:p>
+      <w:r>
+        <w:t xml:space="preserve">Alternativa executada quando a condição do if associado é falsa.</w:t>
       </w:r>
     </w:p>
     <w:p>
@@ -1448,10 +1736,10 @@
         <w:rPr>
           <w:b/>
         </w:rPr>
-        <w:t xml:space="preserve">Materiais: </w:t>
-      </w:r>
-      <w:r>
-        <w:t>break.png, switch_case.png, switch_case2.png, exercicio.md, gabarito.md</w:t>
+        <w:t xml:space="preserve">Materiais:</w:t>
+      </w:r>
+      <w:r>
+        <w:t xml:space="preserve"> if_elseif_else.png, ifelse.png</w:t>
       </w:r>
     </w:p>
     <w:p>
@@ -1459,12 +1747,12 @@
         <w:pStyle w:val="Heading3"/>
       </w:pPr>
       <w:r>
-        <w:t>case</w:t>
-      </w:r>
-    </w:p>
-    <w:p>
-      <w:r>
-        <w:t>Rótulo de alternativa dentro de switch.</w:t>
+        <w:t xml:space="preserve">else if</w:t>
+      </w:r>
+    </w:p>
+    <w:p>
+      <w:r>
+        <w:t xml:space="preserve">Condição adicional em uma cadeia de decisões alternativas.</w:t>
       </w:r>
     </w:p>
     <w:p>
@@ -1472,10 +1760,10 @@
         <w:rPr>
           <w:b/>
         </w:rPr>
-        <w:t xml:space="preserve">Materiais: </w:t>
-      </w:r>
-      <w:r>
-        <w:t>switch_case.png, switch_case2.png</w:t>
+        <w:t xml:space="preserve">Materiais:</w:t>
+      </w:r>
+      <w:r>
+        <w:t xml:space="preserve"> if_elseif_else.png, if_elseif_vs_switch.png</w:t>
       </w:r>
     </w:p>
     <w:p>
@@ -1483,12 +1771,12 @@
         <w:pStyle w:val="Heading3"/>
       </w:pPr>
       <w:r>
-        <w:t>chaves</w:t>
-      </w:r>
-    </w:p>
-    <w:p>
-      <w:r>
-        <w:t>Conceito técnico abordado nos materiais associados, conforme os exemplos documentados.</w:t>
+        <w:t xml:space="preserve">entrada e saída</w:t>
+      </w:r>
+    </w:p>
+    <w:p>
+      <w:r>
+        <w:t xml:space="preserve">Operações de obtenção de dados e apresentação ou envio de resultados por um programa.</w:t>
       </w:r>
     </w:p>
     <w:p>
@@ -1496,10 +1784,10 @@
         <w:rPr>
           <w:b/>
         </w:rPr>
-        <w:t xml:space="preserve">Materiais: </w:t>
-      </w:r>
-      <w:r>
-        <w:t>blocos.png</w:t>
+        <w:t xml:space="preserve">Materiais:</w:t>
+      </w:r>
+      <w:r>
+        <w:t xml:space="preserve"> instrucoes2.png</w:t>
       </w:r>
     </w:p>
     <w:p>
@@ -1507,12 +1795,12 @@
         <w:pStyle w:val="Heading3"/>
       </w:pPr>
       <w:r>
-        <w:t>comandos</w:t>
-      </w:r>
-    </w:p>
-    <w:p>
-      <w:r>
-        <w:t>Instruções executáveis de um programa C.</w:t>
+        <w:t xml:space="preserve">escopo</w:t>
+      </w:r>
+    </w:p>
+    <w:p>
+      <w:r>
+        <w:t xml:space="preserve">Região em que um identificador é visível no programa.</w:t>
       </w:r>
     </w:p>
     <w:p>
@@ -1520,10 +1808,10 @@
         <w:rPr>
           <w:b/>
         </w:rPr>
-        <w:t xml:space="preserve">Materiais: </w:t>
-      </w:r>
-      <w:r>
-        <w:t>blocos.png, statements.png</w:t>
+        <w:t xml:space="preserve">Materiais:</w:t>
+      </w:r>
+      <w:r>
+        <w:t xml:space="preserve"> aninhamento_estruturas.png, blocos.png</w:t>
       </w:r>
     </w:p>
     <w:p>
@@ -1531,12 +1819,12 @@
         <w:pStyle w:val="Heading3"/>
       </w:pPr>
       <w:r>
-        <w:t>comparação</w:t>
-      </w:r>
-    </w:p>
-    <w:p>
-      <w:r>
-        <w:t>Conceito técnico abordado nos materiais associados, conforme os exemplos documentados.</w:t>
+        <w:t xml:space="preserve">estado de execução</w:t>
+      </w:r>
+    </w:p>
+    <w:p>
+      <w:r>
+        <w:t xml:space="preserve">Conjunto de valores e contextos presentes em um instante de execução.</w:t>
       </w:r>
     </w:p>
     <w:p>
@@ -1544,10 +1832,10 @@
         <w:rPr>
           <w:b/>
         </w:rPr>
-        <w:t xml:space="preserve">Materiais: </w:t>
-      </w:r>
-      <w:r>
-        <w:t>while_vs_for_vs_dowhile.png</w:t>
+        <w:t xml:space="preserve">Materiais:</w:t>
+      </w:r>
+      <w:r>
+        <w:t xml:space="preserve"> execucao_sequencial.png</w:t>
       </w:r>
     </w:p>
     <w:p>
@@ -1555,12 +1843,12 @@
         <w:pStyle w:val="Heading3"/>
       </w:pPr>
       <w:r>
-        <w:t>condicionais</w:t>
-      </w:r>
-    </w:p>
-    <w:p>
-      <w:r>
-        <w:t>Estruturas que escolhem comandos a partir de condições.</w:t>
+        <w:t xml:space="preserve">estruturas de controle</w:t>
+      </w:r>
+    </w:p>
+    <w:p>
+      <w:r>
+        <w:t xml:space="preserve">Construções que determinam a sequência, a seleção e a repetição dos comandos de um programa.</w:t>
       </w:r>
     </w:p>
     <w:p>
@@ -1568,10 +1856,10 @@
         <w:rPr>
           <w:b/>
         </w:rPr>
-        <w:t xml:space="preserve">Materiais: </w:t>
-      </w:r>
-      <w:r>
-        <w:t>aninhamento_estruturas.png, if.png, if_elseif_else.png, ifelse.png, operadores_logicos.png</w:t>
+        <w:t xml:space="preserve">Materiais:</w:t>
+      </w:r>
+      <w:r>
+        <w:t xml:space="preserve"> aninhamento_estruturas.png</w:t>
       </w:r>
     </w:p>
     <w:p>
@@ -1579,12 +1867,12 @@
         <w:pStyle w:val="Heading3"/>
       </w:pPr>
       <w:r>
-        <w:t>condição</w:t>
-      </w:r>
-    </w:p>
-    <w:p>
-      <w:r>
-        <w:t>Expressão avaliada para decidir um caminho de execução.</w:t>
+        <w:t xml:space="preserve">execução sequencial</w:t>
+      </w:r>
+    </w:p>
+    <w:p>
+      <w:r>
+        <w:t xml:space="preserve">Execução de comandos na ordem em que aparecem no fluxo do programa, sem desvio entre esses comandos.</w:t>
       </w:r>
     </w:p>
     <w:p>
@@ -1592,10 +1880,10 @@
         <w:rPr>
           <w:b/>
         </w:rPr>
-        <w:t xml:space="preserve">Materiais: </w:t>
-      </w:r>
-      <w:r>
-        <w:t>do_while.png, for.png, if.png, ifelse.png, while.png</w:t>
+        <w:t xml:space="preserve">Materiais:</w:t>
+      </w:r>
+      <w:r>
+        <w:t xml:space="preserve"> execucao_sequencial.png, instrucoes.png</w:t>
       </w:r>
     </w:p>
     <w:p>
@@ -1603,12 +1891,12 @@
         <w:pStyle w:val="Heading3"/>
       </w:pPr>
       <w:r>
-        <w:t>constantes</w:t>
-      </w:r>
-    </w:p>
-    <w:p>
-      <w:r>
-        <w:t>Conceito técnico abordado nos materiais associados, conforme os exemplos documentados.</w:t>
+        <w:t xml:space="preserve">exercício</w:t>
+      </w:r>
+    </w:p>
+    <w:p>
+      <w:r>
+        <w:t xml:space="preserve">Atividade proposta para aplicar e verificar conceitos do capítulo.</w:t>
       </w:r>
     </w:p>
     <w:p>
@@ -1616,10 +1904,10 @@
         <w:rPr>
           <w:b/>
         </w:rPr>
-        <w:t xml:space="preserve">Materiais: </w:t>
-      </w:r>
-      <w:r>
-        <w:t>elementos_basicos_C.png</w:t>
+        <w:t xml:space="preserve">Materiais:</w:t>
+      </w:r>
+      <w:r>
+        <w:t xml:space="preserve"> exercicio.md</w:t>
       </w:r>
     </w:p>
     <w:p>
@@ -1627,12 +1915,12 @@
         <w:pStyle w:val="Heading3"/>
       </w:pPr>
       <w:r>
-        <w:t>contador</w:t>
-      </w:r>
-    </w:p>
-    <w:p>
-      <w:r>
-        <w:t>Conceito técnico abordado nos materiais associados, conforme os exemplos documentados.</w:t>
+        <w:t xml:space="preserve">expressões</w:t>
+      </w:r>
+    </w:p>
+    <w:p>
+      <w:r>
+        <w:t xml:space="preserve">Combinações de operandos e operadores avaliadas em um valor.</w:t>
       </w:r>
     </w:p>
     <w:p>
@@ -1640,10 +1928,10 @@
         <w:rPr>
           <w:b/>
         </w:rPr>
-        <w:t xml:space="preserve">Materiais: </w:t>
-      </w:r>
-      <w:r>
-        <w:t>for.png, while.png</w:t>
+        <w:t xml:space="preserve">Materiais:</w:t>
+      </w:r>
+      <w:r>
+        <w:t xml:space="preserve"> ansiC89_elementos.png, statements.png</w:t>
       </w:r>
     </w:p>
     <w:p>
@@ -1651,12 +1939,12 @@
         <w:pStyle w:val="Heading3"/>
       </w:pPr>
       <w:r>
-        <w:t>continue</w:t>
-      </w:r>
-    </w:p>
-    <w:p>
-      <w:r>
-        <w:t>Comando que passa à próxima iteração do laço mais interno.</w:t>
+        <w:t xml:space="preserve">fall-through</w:t>
+      </w:r>
+    </w:p>
+    <w:p>
+      <w:r>
+        <w:t xml:space="preserve">Continuação da execução do switch para o case seguinte na ausência de interrupção.</w:t>
       </w:r>
     </w:p>
     <w:p>
@@ -1664,10 +1952,10 @@
         <w:rPr>
           <w:b/>
         </w:rPr>
-        <w:t xml:space="preserve">Materiais: </w:t>
-      </w:r>
-      <w:r>
-        <w:t>continue.png, exercicio.md, gabarito.md</w:t>
+        <w:t xml:space="preserve">Materiais:</w:t>
+      </w:r>
+      <w:r>
+        <w:t xml:space="preserve"> switch_case2.png</w:t>
       </w:r>
     </w:p>
     <w:p>
@@ -1675,12 +1963,12 @@
         <w:pStyle w:val="Heading3"/>
       </w:pPr>
       <w:r>
-        <w:t>default</w:t>
-      </w:r>
-    </w:p>
-    <w:p>
-      <w:r>
-        <w:t>Rótulo opcional para casos não correspondentes no switch.</w:t>
+        <w:t xml:space="preserve">fluxo de execução</w:t>
+      </w:r>
+    </w:p>
+    <w:p>
+      <w:r>
+        <w:t xml:space="preserve">Ordem efetiva em que as instruções são executadas.</w:t>
       </w:r>
     </w:p>
     <w:p>
@@ -1688,10 +1976,10 @@
         <w:rPr>
           <w:b/>
         </w:rPr>
-        <w:t xml:space="preserve">Materiais: </w:t>
-      </w:r>
-      <w:r>
-        <w:t>switch_case.png, switch_case2.png</w:t>
+        <w:t xml:space="preserve">Materiais:</w:t>
+      </w:r>
+      <w:r>
+        <w:t xml:space="preserve"> break.png, continue.png, goto.png</w:t>
       </w:r>
     </w:p>
     <w:p>
@@ -1699,12 +1987,12 @@
         <w:pStyle w:val="Heading3"/>
       </w:pPr>
       <w:r>
-        <w:t>do while</w:t>
-      </w:r>
-    </w:p>
-    <w:p>
-      <w:r>
-        <w:t>Laço que testa a condição depois de executar o corpo.</w:t>
+        <w:t xml:space="preserve">for</w:t>
+      </w:r>
+    </w:p>
+    <w:p>
+      <w:r>
+        <w:t xml:space="preserve">Laço que reúne inicialização, condição e atualização.</w:t>
       </w:r>
     </w:p>
     <w:p>
@@ -1712,10 +2000,10 @@
         <w:rPr>
           <w:b/>
         </w:rPr>
-        <w:t xml:space="preserve">Materiais: </w:t>
-      </w:r>
-      <w:r>
-        <w:t>do_while.png, while_vs_for_vs_dowhile.png, exercicio.md, gabarito.md</w:t>
+        <w:t xml:space="preserve">Materiais:</w:t>
+      </w:r>
+      <w:r>
+        <w:t xml:space="preserve"> for.png, while_vs_for_vs_dowhile.png</w:t>
       </w:r>
     </w:p>
     <w:p>
@@ -1723,12 +2011,12 @@
         <w:pStyle w:val="Heading3"/>
       </w:pPr>
       <w:r>
-        <w:t>else</w:t>
-      </w:r>
-    </w:p>
-    <w:p>
-      <w:r>
-        <w:t>Alternativa executada quando a condição do if associado é falsa.</w:t>
+        <w:t xml:space="preserve">gabarito</w:t>
+      </w:r>
+    </w:p>
+    <w:p>
+      <w:r>
+        <w:t xml:space="preserve">Resolução e justificativa das respostas de um exercício.</w:t>
       </w:r>
     </w:p>
     <w:p>
@@ -1736,10 +2024,10 @@
         <w:rPr>
           <w:b/>
         </w:rPr>
-        <w:t xml:space="preserve">Materiais: </w:t>
-      </w:r>
-      <w:r>
-        <w:t>if_elseif_else.png, ifelse.png</w:t>
+        <w:t xml:space="preserve">Materiais:</w:t>
+      </w:r>
+      <w:r>
+        <w:t xml:space="preserve"> gabarito.md</w:t>
       </w:r>
     </w:p>
     <w:p>
@@ -1747,12 +2035,12 @@
         <w:pStyle w:val="Heading3"/>
       </w:pPr>
       <w:r>
-        <w:t>else if</w:t>
-      </w:r>
-    </w:p>
-    <w:p>
-      <w:r>
-        <w:t>Condição adicional em uma cadeia de decisões alternativas.</w:t>
+        <w:t xml:space="preserve">goto</w:t>
+      </w:r>
+    </w:p>
+    <w:p>
+      <w:r>
+        <w:t xml:space="preserve">Comando de salto incondicional para um rótulo na mesma função.</w:t>
       </w:r>
     </w:p>
     <w:p>
@@ -1760,10 +2048,10 @@
         <w:rPr>
           <w:b/>
         </w:rPr>
-        <w:t xml:space="preserve">Materiais: </w:t>
-      </w:r>
-      <w:r>
-        <w:t>if_elseif_else.png, if_elseif_vs_switch.png</w:t>
+        <w:t xml:space="preserve">Materiais:</w:t>
+      </w:r>
+      <w:r>
+        <w:t xml:space="preserve"> goto.png</w:t>
       </w:r>
     </w:p>
     <w:p>
@@ -1771,12 +2059,12 @@
         <w:pStyle w:val="Heading3"/>
       </w:pPr>
       <w:r>
-        <w:t>entrada e saída</w:t>
-      </w:r>
-    </w:p>
-    <w:p>
-      <w:r>
-        <w:t>Conceito técnico abordado nos materiais associados, conforme os exemplos documentados.</w:t>
+        <w:t xml:space="preserve">identificadores</w:t>
+      </w:r>
+    </w:p>
+    <w:p>
+      <w:r>
+        <w:t xml:space="preserve">Nomes usados para designar entidades do programa, como variáveis, funções e tipos.</w:t>
       </w:r>
     </w:p>
     <w:p>
@@ -1784,10 +2072,10 @@
         <w:rPr>
           <w:b/>
         </w:rPr>
-        <w:t xml:space="preserve">Materiais: </w:t>
-      </w:r>
-      <w:r>
-        <w:t>instrucoes2.png</w:t>
+        <w:t xml:space="preserve">Materiais:</w:t>
+      </w:r>
+      <w:r>
+        <w:t xml:space="preserve"> ansiC89_elementos.png, elementos_basicos_C.png</w:t>
       </w:r>
     </w:p>
     <w:p>
@@ -1795,12 +2083,12 @@
         <w:pStyle w:val="Heading3"/>
       </w:pPr>
       <w:r>
-        <w:t>escopo</w:t>
-      </w:r>
-    </w:p>
-    <w:p>
-      <w:r>
-        <w:t>Conceito técnico abordado nos materiais associados, conforme os exemplos documentados.</w:t>
+        <w:t xml:space="preserve">if</w:t>
+      </w:r>
+    </w:p>
+    <w:p>
+      <w:r>
+        <w:t xml:space="preserve">Seleção condicional que executa o bloco quando a condição é verdadeira.</w:t>
       </w:r>
     </w:p>
     <w:p>
@@ -1808,10 +2096,10 @@
         <w:rPr>
           <w:b/>
         </w:rPr>
-        <w:t xml:space="preserve">Materiais: </w:t>
-      </w:r>
-      <w:r>
-        <w:t>aninhamento_estruturas.png, blocos.png</w:t>
+        <w:t xml:space="preserve">Materiais:</w:t>
+      </w:r>
+      <w:r>
+        <w:t xml:space="preserve"> exercicio.md, gabarito.md, if.png, if_elseif_else.png, if_elseif_vs_switch.png, ifelse.png</w:t>
       </w:r>
     </w:p>
     <w:p>
@@ -1819,12 +2107,12 @@
         <w:pStyle w:val="Heading3"/>
       </w:pPr>
       <w:r>
-        <w:t>estado do programa</w:t>
-      </w:r>
-    </w:p>
-    <w:p>
-      <w:r>
-        <w:t>Conceito técnico abordado nos materiais associados, conforme os exemplos documentados.</w:t>
+        <w:t xml:space="preserve">instruções</w:t>
+      </w:r>
+    </w:p>
+    <w:p>
+      <w:r>
+        <w:t xml:space="preserve">Passos que descrevem ações a realizar, apresentados em linguagem natural, algoritmo ou código no material.</w:t>
       </w:r>
     </w:p>
     <w:p>
@@ -1832,10 +2120,10 @@
         <w:rPr>
           <w:b/>
         </w:rPr>
-        <w:t xml:space="preserve">Materiais: </w:t>
-      </w:r>
-      <w:r>
-        <w:t>execucao_sequencial.png</w:t>
+        <w:t xml:space="preserve">Materiais:</w:t>
+      </w:r>
+      <w:r>
+        <w:t xml:space="preserve"> instrucoes.png</w:t>
       </w:r>
     </w:p>
     <w:p>
@@ -1843,12 +2131,12 @@
         <w:pStyle w:val="Heading3"/>
       </w:pPr>
       <w:r>
-        <w:t>estruturas de controle</w:t>
-      </w:r>
-    </w:p>
-    <w:p>
-      <w:r>
-        <w:t>Conceito técnico abordado nos materiais associados, conforme os exemplos documentados.</w:t>
+        <w:t xml:space="preserve">iteração</w:t>
+      </w:r>
+    </w:p>
+    <w:p>
+      <w:r>
+        <w:t xml:space="preserve">Uma execução do corpo de uma estrutura de repetição.</w:t>
       </w:r>
     </w:p>
     <w:p>
@@ -1856,10 +2144,10 @@
         <w:rPr>
           <w:b/>
         </w:rPr>
-        <w:t xml:space="preserve">Materiais: </w:t>
-      </w:r>
-      <w:r>
-        <w:t>aninhamento_estruturas.png</w:t>
+        <w:t xml:space="preserve">Materiais:</w:t>
+      </w:r>
+      <w:r>
+        <w:t xml:space="preserve"> continue.png, for.png</w:t>
       </w:r>
     </w:p>
     <w:p>
@@ -1867,12 +2155,12 @@
         <w:pStyle w:val="Heading3"/>
       </w:pPr>
       <w:r>
-        <w:t>execução sequencial</w:t>
-      </w:r>
-    </w:p>
-    <w:p>
-      <w:r>
-        <w:t>Conceito técnico abordado nos materiais associados, conforme os exemplos documentados.</w:t>
+        <w:t xml:space="preserve">laços</w:t>
+      </w:r>
+    </w:p>
+    <w:p>
+      <w:r>
+        <w:t xml:space="preserve">Estruturas que repetem comandos sob uma condição.</w:t>
       </w:r>
     </w:p>
     <w:p>
@@ -1880,10 +2168,10 @@
         <w:rPr>
           <w:b/>
         </w:rPr>
-        <w:t xml:space="preserve">Materiais: </w:t>
-      </w:r>
-      <w:r>
-        <w:t>execucao_sequencial.png, instrucoes.png</w:t>
+        <w:t xml:space="preserve">Materiais:</w:t>
+      </w:r>
+      <w:r>
+        <w:t xml:space="preserve"> aninhamento_estruturas.png, break.png, continue.png, do_while.png, for.png, goto.png, while.png, while_vs_for_vs_dowhile.png</w:t>
       </w:r>
     </w:p>
     <w:p>
@@ -1891,12 +2179,12 @@
         <w:pStyle w:val="Heading3"/>
       </w:pPr>
       <w:r>
-        <w:t>exercício</w:t>
-      </w:r>
-    </w:p>
-    <w:p>
-      <w:r>
-        <w:t>Conceito técnico abordado nos materiais associados, conforme os exemplos documentados.</w:t>
+        <w:t xml:space="preserve">legibilidade</w:t>
+      </w:r>
+    </w:p>
+    <w:p>
+      <w:r>
+        <w:t xml:space="preserve">Facilidade de compreender o código a partir de sua organização, nomes, indentação e estruturas escolhidas.</w:t>
       </w:r>
     </w:p>
     <w:p>
@@ -1904,10 +2192,10 @@
         <w:rPr>
           <w:b/>
         </w:rPr>
-        <w:t xml:space="preserve">Materiais: </w:t>
-      </w:r>
-      <w:r>
-        <w:t>exercicio.md</w:t>
+        <w:t xml:space="preserve">Materiais:</w:t>
+      </w:r>
+      <w:r>
+        <w:t xml:space="preserve"> if_elseif_vs_switch.png</w:t>
       </w:r>
     </w:p>
     <w:p>
@@ -1915,12 +2203,12 @@
         <w:pStyle w:val="Heading3"/>
       </w:pPr>
       <w:r>
-        <w:t>expressões</w:t>
-      </w:r>
-    </w:p>
-    <w:p>
-      <w:r>
-        <w:t>Combinações de operandos e operadores avaliadas em um valor.</w:t>
+        <w:t xml:space="preserve">linguagem C</w:t>
+      </w:r>
+    </w:p>
+    <w:p>
+      <w:r>
+        <w:t xml:space="preserve">Linguagem de programação usada nos exemplos para expressar dados, operações, funções e controle de execução.</w:t>
       </w:r>
     </w:p>
     <w:p>
@@ -1928,10 +2216,10 @@
         <w:rPr>
           <w:b/>
         </w:rPr>
-        <w:t xml:space="preserve">Materiais: </w:t>
-      </w:r>
-      <w:r>
-        <w:t>ansiC89_elementos.png, statements.png</w:t>
+        <w:t xml:space="preserve">Materiais:</w:t>
+      </w:r>
+      <w:r>
+        <w:t xml:space="preserve"> elementos_basicos_C.png</w:t>
       </w:r>
     </w:p>
     <w:p>
@@ -1939,12 +2227,12 @@
         <w:pStyle w:val="Heading3"/>
       </w:pPr>
       <w:r>
-        <w:t>fall-through</w:t>
-      </w:r>
-    </w:p>
-    <w:p>
-      <w:r>
-        <w:t>Continuação da execução do switch para o case seguinte na ausência de interrupção.</w:t>
+        <w:t xml:space="preserve">menu</w:t>
+      </w:r>
+    </w:p>
+    <w:p>
+      <w:r>
+        <w:t xml:space="preserve">Conjunto de opções apresentado ao usuário para selecionar uma operação do programa.</w:t>
       </w:r>
     </w:p>
     <w:p>
@@ -1952,10 +2240,10 @@
         <w:rPr>
           <w:b/>
         </w:rPr>
-        <w:t xml:space="preserve">Materiais: </w:t>
-      </w:r>
-      <w:r>
-        <w:t>switch_case2.png</w:t>
+        <w:t xml:space="preserve">Materiais:</w:t>
+      </w:r>
+      <w:r>
+        <w:t xml:space="preserve"> do_while.png</w:t>
       </w:r>
     </w:p>
     <w:p>
@@ -1963,12 +2251,12 @@
         <w:pStyle w:val="Heading3"/>
       </w:pPr>
       <w:r>
-        <w:t>fluxo de execução</w:t>
-      </w:r>
-    </w:p>
-    <w:p>
-      <w:r>
-        <w:t>Ordem efetiva em que as instruções são executadas.</w:t>
+        <w:t xml:space="preserve">negação lógica</w:t>
+      </w:r>
+    </w:p>
+    <w:p>
+      <w:r>
+        <w:t xml:space="preserve">Operador ! que inverte o valor lógico de uma expressão.</w:t>
       </w:r>
     </w:p>
     <w:p>
@@ -1976,10 +2264,10 @@
         <w:rPr>
           <w:b/>
         </w:rPr>
-        <w:t xml:space="preserve">Materiais: </w:t>
-      </w:r>
-      <w:r>
-        <w:t>break.png, continue.png, goto.png</w:t>
+        <w:t xml:space="preserve">Materiais:</w:t>
+      </w:r>
+      <w:r>
+        <w:t xml:space="preserve"> operadores_logicos.png</w:t>
       </w:r>
     </w:p>
     <w:p>
@@ -1987,12 +2275,12 @@
         <w:pStyle w:val="Heading3"/>
       </w:pPr>
       <w:r>
-        <w:t>for</w:t>
-      </w:r>
-    </w:p>
-    <w:p>
-      <w:r>
-        <w:t>Laço que reúne inicialização, condição e atualização.</w:t>
+        <w:t xml:space="preserve">operadores</w:t>
+      </w:r>
+    </w:p>
+    <w:p>
+      <w:r>
+        <w:t xml:space="preserve">Símbolos que especificam operações sobre operandos em expressões da linguagem C.</w:t>
       </w:r>
     </w:p>
     <w:p>
@@ -2000,10 +2288,10 @@
         <w:rPr>
           <w:b/>
         </w:rPr>
-        <w:t xml:space="preserve">Materiais: </w:t>
-      </w:r>
-      <w:r>
-        <w:t>for.png, while_vs_for_vs_dowhile.png</w:t>
+        <w:t xml:space="preserve">Materiais:</w:t>
+      </w:r>
+      <w:r>
+        <w:t xml:space="preserve"> ansiC89_elementos.png</w:t>
       </w:r>
     </w:p>
     <w:p>
@@ -2011,12 +2299,12 @@
         <w:pStyle w:val="Heading3"/>
       </w:pPr>
       <w:r>
-        <w:t>gabarito</w:t>
-      </w:r>
-    </w:p>
-    <w:p>
-      <w:r>
-        <w:t>Conceito técnico abordado nos materiais associados, conforme os exemplos documentados.</w:t>
+        <w:t xml:space="preserve">operadores lógicos</w:t>
+      </w:r>
+    </w:p>
+    <w:p>
+      <w:r>
+        <w:t xml:space="preserve">Operadores &amp;&amp;, || e ! de C usados para combinar ou negar condições.</w:t>
       </w:r>
     </w:p>
     <w:p>
@@ -2024,10 +2312,10 @@
         <w:rPr>
           <w:b/>
         </w:rPr>
-        <w:t xml:space="preserve">Materiais: </w:t>
-      </w:r>
-      <w:r>
-        <w:t>gabarito.md</w:t>
+        <w:t xml:space="preserve">Materiais:</w:t>
+      </w:r>
+      <w:r>
+        <w:t xml:space="preserve"> operadores_logicos.png</w:t>
       </w:r>
     </w:p>
     <w:p>
@@ -2035,12 +2323,12 @@
         <w:pStyle w:val="Heading3"/>
       </w:pPr>
       <w:r>
-        <w:t>goto</w:t>
-      </w:r>
-    </w:p>
-    <w:p>
-      <w:r>
-        <w:t>Comando de salto incondicional para um rótulo na mesma função.</w:t>
+        <w:t xml:space="preserve">operadores relacionais</w:t>
+      </w:r>
+    </w:p>
+    <w:p>
+      <w:r>
+        <w:t xml:space="preserve">Operadores de comparação entre valores, como &lt;, &lt;=, &gt; e &gt;=, que produzem um resultado lógico em C.</w:t>
       </w:r>
     </w:p>
     <w:p>
@@ -2048,10 +2336,10 @@
         <w:rPr>
           <w:b/>
         </w:rPr>
-        <w:t xml:space="preserve">Materiais: </w:t>
-      </w:r>
-      <w:r>
-        <w:t>goto.png</w:t>
+        <w:t xml:space="preserve">Materiais:</w:t>
+      </w:r>
+      <w:r>
+        <w:t xml:space="preserve"> if.png</w:t>
       </w:r>
     </w:p>
     <w:p>
@@ -2059,12 +2347,12 @@
         <w:pStyle w:val="Heading3"/>
       </w:pPr>
       <w:r>
-        <w:t>identificadores</w:t>
-      </w:r>
-    </w:p>
-    <w:p>
-      <w:r>
-        <w:t>Conceito técnico abordado nos materiais associados, conforme os exemplos documentados.</w:t>
+        <w:t xml:space="preserve">OR lógico</w:t>
+      </w:r>
+    </w:p>
+    <w:p>
+      <w:r>
+        <w:t xml:space="preserve">Operador ||, verdadeiro quando ao menos uma condição é verdadeira.</w:t>
       </w:r>
     </w:p>
     <w:p>
@@ -2072,10 +2360,10 @@
         <w:rPr>
           <w:b/>
         </w:rPr>
-        <w:t xml:space="preserve">Materiais: </w:t>
-      </w:r>
-      <w:r>
-        <w:t>ansiC89_elementos.png, elementos_basicos_C.png</w:t>
+        <w:t xml:space="preserve">Materiais:</w:t>
+      </w:r>
+      <w:r>
+        <w:t xml:space="preserve"> operadores_logicos.png</w:t>
       </w:r>
     </w:p>
     <w:p>
@@ -2083,12 +2371,12 @@
         <w:pStyle w:val="Heading3"/>
       </w:pPr>
       <w:r>
-        <w:t>if</w:t>
-      </w:r>
-    </w:p>
-    <w:p>
-      <w:r>
-        <w:t>Seleção condicional que executa o bloco quando a condição é verdadeira.</w:t>
+        <w:t xml:space="preserve">ordem de avaliação</w:t>
+      </w:r>
+    </w:p>
+    <w:p>
+      <w:r>
+        <w:t xml:space="preserve">Sequência em que as condições de uma cadeia if/else if são testadas, selecionando o primeiro ramo verdadeiro.</w:t>
       </w:r>
     </w:p>
     <w:p>
@@ -2096,10 +2384,10 @@
         <w:rPr>
           <w:b/>
         </w:rPr>
-        <w:t xml:space="preserve">Materiais: </w:t>
-      </w:r>
-      <w:r>
-        <w:t>if.png, if_elseif_else.png, if_elseif_vs_switch.png, ifelse.png, exercicio.md, gabarito.md</w:t>
+        <w:t xml:space="preserve">Materiais:</w:t>
+      </w:r>
+      <w:r>
+        <w:t xml:space="preserve"> if_elseif_else.png</w:t>
       </w:r>
     </w:p>
     <w:p>
@@ -2107,12 +2395,12 @@
         <w:pStyle w:val="Heading3"/>
       </w:pPr>
       <w:r>
-        <w:t>instruções</w:t>
-      </w:r>
-    </w:p>
-    <w:p>
-      <w:r>
-        <w:t>Conceito técnico abordado nos materiais associados, conforme os exemplos documentados.</w:t>
+        <w:t xml:space="preserve">palavras reservadas</w:t>
+      </w:r>
+    </w:p>
+    <w:p>
+      <w:r>
+        <w:t xml:space="preserve">Palavras da linguagem C com significado sintático próprio, como if, while e return, que não podem ser usadas como identificadores comuns.</w:t>
       </w:r>
     </w:p>
     <w:p>
@@ -2120,10 +2408,10 @@
         <w:rPr>
           <w:b/>
         </w:rPr>
-        <w:t xml:space="preserve">Materiais: </w:t>
-      </w:r>
-      <w:r>
-        <w:t>instrucoes.png</w:t>
+        <w:t xml:space="preserve">Materiais:</w:t>
+      </w:r>
+      <w:r>
+        <w:t xml:space="preserve"> ansiC89_elementos.png, elementos_basicos_C.png</w:t>
       </w:r>
     </w:p>
     <w:p>
@@ -2131,12 +2419,12 @@
         <w:pStyle w:val="Heading3"/>
       </w:pPr>
       <w:r>
-        <w:t>iteração</w:t>
-      </w:r>
-    </w:p>
-    <w:p>
-      <w:r>
-        <w:t>Conceito técnico abordado nos materiais associados, conforme os exemplos documentados.</w:t>
+        <w:t xml:space="preserve">ponto e vírgula</w:t>
+      </w:r>
+    </w:p>
+    <w:p>
+      <w:r>
+        <w:t xml:space="preserve">Símbolo ; que termina comandos de expressão e outras construções da sintaxe C, distinguindo expressão e comando nos exemplos.</w:t>
       </w:r>
     </w:p>
     <w:p>
@@ -2144,10 +2432,10 @@
         <w:rPr>
           <w:b/>
         </w:rPr>
-        <w:t xml:space="preserve">Materiais: </w:t>
-      </w:r>
-      <w:r>
-        <w:t>continue.png, for.png</w:t>
+        <w:t xml:space="preserve">Materiais:</w:t>
+      </w:r>
+      <w:r>
+        <w:t xml:space="preserve"> statements.png</w:t>
       </w:r>
     </w:p>
     <w:p>
@@ -2155,12 +2443,12 @@
         <w:pStyle w:val="Heading3"/>
       </w:pPr>
       <w:r>
-        <w:t>laços</w:t>
-      </w:r>
-    </w:p>
-    <w:p>
-      <w:r>
-        <w:t>Estruturas que repetem comandos sob uma condição.</w:t>
+        <w:t xml:space="preserve">printf</w:t>
+      </w:r>
+    </w:p>
+    <w:p>
+      <w:r>
+        <w:t xml:space="preserve">Função de saída formatada no stdout.</w:t>
       </w:r>
     </w:p>
     <w:p>
@@ -2168,10 +2456,10 @@
         <w:rPr>
           <w:b/>
         </w:rPr>
-        <w:t xml:space="preserve">Materiais: </w:t>
-      </w:r>
-      <w:r>
-        <w:t>aninhamento_estruturas.png, break.png, continue.png, do_while.png, for.png, goto.png, while.png, while_vs_for_vs_dowhile.png</w:t>
+        <w:t xml:space="preserve">Materiais:</w:t>
+      </w:r>
+      <w:r>
+        <w:t xml:space="preserve"> instrucoes2.png</w:t>
       </w:r>
     </w:p>
     <w:p>
@@ -2179,12 +2467,12 @@
         <w:pStyle w:val="Heading3"/>
       </w:pPr>
       <w:r>
-        <w:t>legibilidade</w:t>
-      </w:r>
-    </w:p>
-    <w:p>
-      <w:r>
-        <w:t>Conceito técnico abordado nos materiais associados, conforme os exemplos documentados.</w:t>
+        <w:t xml:space="preserve">programa C</w:t>
+      </w:r>
+    </w:p>
+    <w:p>
+      <w:r>
+        <w:t xml:space="preserve">Programa expresso na linguagem C, composto por declarações, funções e comandos.</w:t>
       </w:r>
     </w:p>
     <w:p>
@@ -2192,10 +2480,10 @@
         <w:rPr>
           <w:b/>
         </w:rPr>
-        <w:t xml:space="preserve">Materiais: </w:t>
-      </w:r>
-      <w:r>
-        <w:t>if_elseif_vs_switch.png</w:t>
+        <w:t xml:space="preserve">Materiais:</w:t>
+      </w:r>
+      <w:r>
+        <w:t xml:space="preserve"> instrucoes.png, instrucoes2.png</w:t>
       </w:r>
     </w:p>
     <w:p>
@@ -2203,12 +2491,12 @@
         <w:pStyle w:val="Heading3"/>
       </w:pPr>
       <w:r>
-        <w:t>linguagem C</w:t>
-      </w:r>
-    </w:p>
-    <w:p>
-      <w:r>
-        <w:t>Conceito técnico abordado nos materiais associados, conforme os exemplos documentados.</w:t>
+        <w:t xml:space="preserve">rótulos</w:t>
+      </w:r>
+    </w:p>
+    <w:p>
+      <w:r>
+        <w:t xml:space="preserve">Identificadores que marcam destinos de salto para goto dentro de uma função C.</w:t>
       </w:r>
     </w:p>
     <w:p>
@@ -2216,10 +2504,10 @@
         <w:rPr>
           <w:b/>
         </w:rPr>
-        <w:t xml:space="preserve">Materiais: </w:t>
-      </w:r>
-      <w:r>
-        <w:t>elementos_basicos_C.png</w:t>
+        <w:t xml:space="preserve">Materiais:</w:t>
+      </w:r>
+      <w:r>
+        <w:t xml:space="preserve"> goto.png</w:t>
       </w:r>
     </w:p>
     <w:p>
@@ -2227,12 +2515,12 @@
         <w:pStyle w:val="Heading3"/>
       </w:pPr>
       <w:r>
-        <w:t>menu</w:t>
-      </w:r>
-    </w:p>
-    <w:p>
-      <w:r>
-        <w:t>Conceito técnico abordado nos materiais associados, conforme os exemplos documentados.</w:t>
+        <w:t xml:space="preserve">scanf</w:t>
+      </w:r>
+    </w:p>
+    <w:p>
+      <w:r>
+        <w:t xml:space="preserve">Função da biblioteca padrão C que lê dados de stdin de acordo com um formato e armazena os valores convertidos.</w:t>
       </w:r>
     </w:p>
     <w:p>
@@ -2240,10 +2528,10 @@
         <w:rPr>
           <w:b/>
         </w:rPr>
-        <w:t xml:space="preserve">Materiais: </w:t>
-      </w:r>
-      <w:r>
-        <w:t>do_while.png</w:t>
+        <w:t xml:space="preserve">Materiais:</w:t>
+      </w:r>
+      <w:r>
+        <w:t xml:space="preserve"> instrucoes2.png</w:t>
       </w:r>
     </w:p>
     <w:p>
@@ -2251,12 +2539,12 @@
         <w:pStyle w:val="Heading3"/>
       </w:pPr>
       <w:r>
-        <w:t>negação lógica</w:t>
-      </w:r>
-    </w:p>
-    <w:p>
-      <w:r>
-        <w:t>Operador ! que inverte o valor lógico de uma expressão.</w:t>
+        <w:t xml:space="preserve">seleção</w:t>
+      </w:r>
+    </w:p>
+    <w:p>
+      <w:r>
+        <w:t xml:space="preserve">Escolha de um caminho de execução conforme uma condição ou o valor de uma expressão, como em if e switch.</w:t>
       </w:r>
     </w:p>
     <w:p>
@@ -2264,10 +2552,10 @@
         <w:rPr>
           <w:b/>
         </w:rPr>
-        <w:t xml:space="preserve">Materiais: </w:t>
-      </w:r>
-      <w:r>
-        <w:t>operadores_logicos.png</w:t>
+        <w:t xml:space="preserve">Materiais:</w:t>
+      </w:r>
+      <w:r>
+        <w:t xml:space="preserve"> if_elseif_vs_switch.png, switch_case.png</w:t>
       </w:r>
     </w:p>
     <w:p>
@@ -2275,12 +2563,12 @@
         <w:pStyle w:val="Heading3"/>
       </w:pPr>
       <w:r>
-        <w:t>operadores</w:t>
-      </w:r>
-    </w:p>
-    <w:p>
-      <w:r>
-        <w:t>Conceito técnico abordado nos materiais associados, conforme os exemplos documentados.</w:t>
+        <w:t xml:space="preserve">string</w:t>
+      </w:r>
+    </w:p>
+    <w:p>
+      <w:r>
+        <w:t xml:space="preserve">Sequências de caracteres usadas para representar texto.</w:t>
       </w:r>
     </w:p>
     <w:p>
@@ -2288,10 +2576,10 @@
         <w:rPr>
           <w:b/>
         </w:rPr>
-        <w:t xml:space="preserve">Materiais: </w:t>
-      </w:r>
-      <w:r>
-        <w:t>ansiC89_elementos.png</w:t>
+        <w:t xml:space="preserve">Materiais:</w:t>
+      </w:r>
+      <w:r>
+        <w:t xml:space="preserve"> elementos_basicos_C.png</w:t>
       </w:r>
     </w:p>
     <w:p>
@@ -2299,12 +2587,12 @@
         <w:pStyle w:val="Heading3"/>
       </w:pPr>
       <w:r>
-        <w:t>operadores lógicos</w:t>
-      </w:r>
-    </w:p>
-    <w:p>
-      <w:r>
-        <w:t>Conceito técnico abordado nos materiais associados, conforme os exemplos documentados.</w:t>
+        <w:t xml:space="preserve">switch</w:t>
+      </w:r>
+    </w:p>
+    <w:p>
+      <w:r>
+        <w:t xml:space="preserve">Seleção de execução baseada no valor de uma expressão integral.</w:t>
       </w:r>
     </w:p>
     <w:p>
@@ -2312,10 +2600,10 @@
         <w:rPr>
           <w:b/>
         </w:rPr>
-        <w:t xml:space="preserve">Materiais: </w:t>
-      </w:r>
-      <w:r>
-        <w:t>operadores_logicos.png</w:t>
+        <w:t xml:space="preserve">Materiais:</w:t>
+      </w:r>
+      <w:r>
+        <w:t xml:space="preserve"> break.png, exercicio.md, gabarito.md, if_elseif_vs_switch.png, switch_case.png, switch_case2.png</w:t>
       </w:r>
     </w:p>
     <w:p>
@@ -2323,12 +2611,12 @@
         <w:pStyle w:val="Heading3"/>
       </w:pPr>
       <w:r>
-        <w:t>operadores relacionais</w:t>
-      </w:r>
-    </w:p>
-    <w:p>
-      <w:r>
-        <w:t>Conceito técnico abordado nos materiais associados, conforme os exemplos documentados.</w:t>
+        <w:t xml:space="preserve">tipos de dados</w:t>
+      </w:r>
+    </w:p>
+    <w:p>
+      <w:r>
+        <w:t xml:space="preserve">Categorias de dados e representações definidas pela linguagem C.</w:t>
       </w:r>
     </w:p>
     <w:p>
@@ -2336,10 +2624,10 @@
         <w:rPr>
           <w:b/>
         </w:rPr>
-        <w:t xml:space="preserve">Materiais: </w:t>
-      </w:r>
-      <w:r>
-        <w:t>if.png</w:t>
+        <w:t xml:space="preserve">Materiais:</w:t>
+      </w:r>
+      <w:r>
+        <w:t xml:space="preserve"> ansiC89_elementos.png</w:t>
       </w:r>
     </w:p>
     <w:p>
@@ -2347,12 +2635,12 @@
         <w:pStyle w:val="Heading3"/>
       </w:pPr>
       <w:r>
-        <w:t>OR lógico</w:t>
-      </w:r>
-    </w:p>
-    <w:p>
-      <w:r>
-        <w:t>Operador ||, verdadeiro quando ao menos uma condição é verdadeira.</w:t>
+        <w:t xml:space="preserve">validação de entrada</w:t>
+      </w:r>
+    </w:p>
+    <w:p>
+      <w:r>
+        <w:t xml:space="preserve">Verificação de presença, formato, opções aceitas e limites de dados recebidos antes de sua utilização pelo programa.</w:t>
       </w:r>
     </w:p>
     <w:p>
@@ -2360,10 +2648,10 @@
         <w:rPr>
           <w:b/>
         </w:rPr>
-        <w:t xml:space="preserve">Materiais: </w:t>
-      </w:r>
-      <w:r>
-        <w:t>operadores_logicos.png</w:t>
+        <w:t xml:space="preserve">Materiais:</w:t>
+      </w:r>
+      <w:r>
+        <w:t xml:space="preserve"> exercicio.md, gabarito.md</w:t>
       </w:r>
     </w:p>
     <w:p>
@@ -2371,12 +2659,12 @@
         <w:pStyle w:val="Heading3"/>
       </w:pPr>
       <w:r>
-        <w:t>ordem de avaliação</w:t>
-      </w:r>
-    </w:p>
-    <w:p>
-      <w:r>
-        <w:t>Conceito técnico abordado nos materiais associados, conforme os exemplos documentados.</w:t>
+        <w:t xml:space="preserve">variável</w:t>
+      </w:r>
+    </w:p>
+    <w:p>
+      <w:r>
+        <w:t xml:space="preserve">Objeto nomeado que armazena um valor.</w:t>
       </w:r>
     </w:p>
     <w:p>
@@ -2384,10 +2672,10 @@
         <w:rPr>
           <w:b/>
         </w:rPr>
-        <w:t xml:space="preserve">Materiais: </w:t>
-      </w:r>
-      <w:r>
-        <w:t>if_elseif_else.png</w:t>
+        <w:t xml:space="preserve">Materiais:</w:t>
+      </w:r>
+      <w:r>
+        <w:t xml:space="preserve"> blocos.png, execucao_sequencial.png</w:t>
       </w:r>
     </w:p>
     <w:p>
@@ -2395,12 +2683,12 @@
         <w:pStyle w:val="Heading3"/>
       </w:pPr>
       <w:r>
-        <w:t>palavras reservadas</w:t>
-      </w:r>
-    </w:p>
-    <w:p>
-      <w:r>
-        <w:t>Conceito técnico abordado nos materiais associados, conforme os exemplos documentados.</w:t>
+        <w:t xml:space="preserve">while</w:t>
+      </w:r>
+    </w:p>
+    <w:p>
+      <w:r>
+        <w:t xml:space="preserve">Laço que testa a condição antes de executar o corpo.</w:t>
       </w:r>
     </w:p>
     <w:p>
@@ -2408,298 +2696,10 @@
         <w:rPr>
           <w:b/>
         </w:rPr>
-        <w:t xml:space="preserve">Materiais: </w:t>
-      </w:r>
-      <w:r>
-        <w:t>ansiC89_elementos.png, elementos_basicos_C.png</w:t>
-      </w:r>
-    </w:p>
-    <w:p>
-      <w:pPr>
-        <w:pStyle w:val="Heading3"/>
-      </w:pPr>
-      <w:r>
-        <w:t>ponto e vírgula</w:t>
-      </w:r>
-    </w:p>
-    <w:p>
-      <w:r>
-        <w:t>Conceito técnico abordado nos materiais associados, conforme os exemplos documentados.</w:t>
-      </w:r>
-    </w:p>
-    <w:p>
-      <w:r>
-        <w:rPr>
-          <w:b/>
-        </w:rPr>
-        <w:t xml:space="preserve">Materiais: </w:t>
-      </w:r>
-      <w:r>
-        <w:t>statements.png</w:t>
-      </w:r>
-    </w:p>
-    <w:p>
-      <w:pPr>
-        <w:pStyle w:val="Heading3"/>
-      </w:pPr>
-      <w:r>
-        <w:t>printf</w:t>
-      </w:r>
-    </w:p>
-    <w:p>
-      <w:r>
-        <w:t>Conceito técnico abordado nos materiais associados, conforme os exemplos documentados.</w:t>
-      </w:r>
-    </w:p>
-    <w:p>
-      <w:r>
-        <w:rPr>
-          <w:b/>
-        </w:rPr>
-        <w:t xml:space="preserve">Materiais: </w:t>
-      </w:r>
-      <w:r>
-        <w:t>instrucoes2.png</w:t>
-      </w:r>
-    </w:p>
-    <w:p>
-      <w:pPr>
-        <w:pStyle w:val="Heading3"/>
-      </w:pPr>
-      <w:r>
-        <w:t>programa C</w:t>
-      </w:r>
-    </w:p>
-    <w:p>
-      <w:r>
-        <w:t>Conceito técnico abordado nos materiais associados, conforme os exemplos documentados.</w:t>
-      </w:r>
-    </w:p>
-    <w:p>
-      <w:r>
-        <w:rPr>
-          <w:b/>
-        </w:rPr>
-        <w:t xml:space="preserve">Materiais: </w:t>
-      </w:r>
-      <w:r>
-        <w:t>instrucoes.png, instrucoes2.png</w:t>
-      </w:r>
-    </w:p>
-    <w:p>
-      <w:pPr>
-        <w:pStyle w:val="Heading3"/>
-      </w:pPr>
-      <w:r>
-        <w:t>rótulos</w:t>
-      </w:r>
-    </w:p>
-    <w:p>
-      <w:r>
-        <w:t>Conceito técnico abordado nos materiais associados, conforme os exemplos documentados.</w:t>
-      </w:r>
-    </w:p>
-    <w:p>
-      <w:r>
-        <w:rPr>
-          <w:b/>
-        </w:rPr>
-        <w:t xml:space="preserve">Materiais: </w:t>
-      </w:r>
-      <w:r>
-        <w:t>goto.png</w:t>
-      </w:r>
-    </w:p>
-    <w:p>
-      <w:pPr>
-        <w:pStyle w:val="Heading3"/>
-      </w:pPr>
-      <w:r>
-        <w:t>scanf</w:t>
-      </w:r>
-    </w:p>
-    <w:p>
-      <w:r>
-        <w:t>Conceito técnico abordado nos materiais associados, conforme os exemplos documentados.</w:t>
-      </w:r>
-    </w:p>
-    <w:p>
-      <w:r>
-        <w:rPr>
-          <w:b/>
-        </w:rPr>
-        <w:t xml:space="preserve">Materiais: </w:t>
-      </w:r>
-      <w:r>
-        <w:t>instrucoes2.png</w:t>
-      </w:r>
-    </w:p>
-    <w:p>
-      <w:pPr>
-        <w:pStyle w:val="Heading3"/>
-      </w:pPr>
-      <w:r>
-        <w:t>seleção</w:t>
-      </w:r>
-    </w:p>
-    <w:p>
-      <w:r>
-        <w:t>Conceito técnico abordado nos materiais associados, conforme os exemplos documentados.</w:t>
-      </w:r>
-    </w:p>
-    <w:p>
-      <w:r>
-        <w:rPr>
-          <w:b/>
-        </w:rPr>
-        <w:t xml:space="preserve">Materiais: </w:t>
-      </w:r>
-      <w:r>
-        <w:t>if_elseif_vs_switch.png, switch_case.png</w:t>
-      </w:r>
-    </w:p>
-    <w:p>
-      <w:pPr>
-        <w:pStyle w:val="Heading3"/>
-      </w:pPr>
-      <w:r>
-        <w:t>strings</w:t>
-      </w:r>
-    </w:p>
-    <w:p>
-      <w:r>
-        <w:t>Conceito técnico abordado nos materiais associados, conforme os exemplos documentados.</w:t>
-      </w:r>
-    </w:p>
-    <w:p>
-      <w:r>
-        <w:rPr>
-          <w:b/>
-        </w:rPr>
-        <w:t xml:space="preserve">Materiais: </w:t>
-      </w:r>
-      <w:r>
-        <w:t>elementos_basicos_C.png</w:t>
-      </w:r>
-    </w:p>
-    <w:p>
-      <w:pPr>
-        <w:pStyle w:val="Heading3"/>
-      </w:pPr>
-      <w:r>
-        <w:t>switch</w:t>
-      </w:r>
-    </w:p>
-    <w:p>
-      <w:r>
-        <w:t>Seleção de execução baseada no valor de uma expressão integral.</w:t>
-      </w:r>
-    </w:p>
-    <w:p>
-      <w:r>
-        <w:rPr>
-          <w:b/>
-        </w:rPr>
-        <w:t xml:space="preserve">Materiais: </w:t>
-      </w:r>
-      <w:r>
-        <w:t>break.png, if_elseif_vs_switch.png, switch_case.png, switch_case2.png, exercicio.md, gabarito.md</w:t>
-      </w:r>
-    </w:p>
-    <w:p>
-      <w:pPr>
-        <w:pStyle w:val="Heading3"/>
-      </w:pPr>
-      <w:r>
-        <w:t>tipos de dados</w:t>
-      </w:r>
-    </w:p>
-    <w:p>
-      <w:r>
-        <w:t>Conceito técnico abordado nos materiais associados, conforme os exemplos documentados.</w:t>
-      </w:r>
-    </w:p>
-    <w:p>
-      <w:r>
-        <w:rPr>
-          <w:b/>
-        </w:rPr>
-        <w:t xml:space="preserve">Materiais: </w:t>
-      </w:r>
-      <w:r>
-        <w:t>ansiC89_elementos.png</w:t>
-      </w:r>
-    </w:p>
-    <w:p>
-      <w:pPr>
-        <w:pStyle w:val="Heading3"/>
-      </w:pPr>
-      <w:r>
-        <w:t>validação</w:t>
-      </w:r>
-    </w:p>
-    <w:p>
-      <w:r>
-        <w:t>Conceito técnico abordado nos materiais associados, conforme os exemplos documentados.</w:t>
-      </w:r>
-    </w:p>
-    <w:p>
-      <w:r>
-        <w:rPr>
-          <w:b/>
-        </w:rPr>
-        <w:t xml:space="preserve">Materiais: </w:t>
-      </w:r>
-      <w:r>
-        <w:t>exercicio.md, gabarito.md</w:t>
-      </w:r>
-    </w:p>
-    <w:p>
-      <w:pPr>
-        <w:pStyle w:val="Heading3"/>
-      </w:pPr>
-      <w:r>
-        <w:t>variáveis</w:t>
-      </w:r>
-    </w:p>
-    <w:p>
-      <w:r>
-        <w:t>Conceito técnico abordado nos materiais associados, conforme os exemplos documentados.</w:t>
-      </w:r>
-    </w:p>
-    <w:p>
-      <w:r>
-        <w:rPr>
-          <w:b/>
-        </w:rPr>
-        <w:t xml:space="preserve">Materiais: </w:t>
-      </w:r>
-      <w:r>
-        <w:t>blocos.png, execucao_sequencial.png</w:t>
-      </w:r>
-    </w:p>
-    <w:p>
-      <w:pPr>
-        <w:pStyle w:val="Heading3"/>
-      </w:pPr>
-      <w:r>
-        <w:t>while</w:t>
-      </w:r>
-    </w:p>
-    <w:p>
-      <w:r>
-        <w:t>Laço que testa a condição antes de executar o corpo.</w:t>
-      </w:r>
-    </w:p>
-    <w:p>
-      <w:r>
-        <w:rPr>
-          <w:b/>
-        </w:rPr>
-        <w:t xml:space="preserve">Materiais: </w:t>
-      </w:r>
-      <w:r>
-        <w:t>while.png, while_vs_for_vs_dowhile.png</w:t>
+        <w:t xml:space="preserve">Materiais:</w:t>
+      </w:r>
+      <w:r>
+        <w:t xml:space="preserve"> while.png, while_vs_for_vs_dowhile.png</w:t>
       </w:r>
     </w:p>
     <w:sectPr>
